--- a/Lab3/Lab 3 Report.docx
+++ b/Lab3/Lab 3 Report.docx
@@ -419,6 +419,7 @@
           <w:lang w:eastAsia="zh-CN"/>
         </w:rPr>
       </w:pPr>
+      <w:proofErr w:type="spellStart"/>
       <w:r>
         <w:rPr>
           <w:rFonts w:eastAsiaTheme="minorEastAsia" w:hint="eastAsia"/>
@@ -426,6 +427,7 @@
         </w:rPr>
         <w:t>Header.jsp</w:t>
       </w:r>
+      <w:proofErr w:type="spellEnd"/>
     </w:p>
     <w:p>
       <w:pPr>
@@ -461,7 +463,27 @@
           <w:sz w:val="20"/>
           <w:szCs w:val="20"/>
         </w:rPr>
-        <w:t>@page contentType=</w:t>
+        <w:t xml:space="preserve">@page </w:t>
+      </w:r>
+      <w:proofErr w:type="spellStart"/>
+      <w:r>
+        <w:rPr>
+          <w:rFonts w:ascii="Courier New" w:hAnsi="Courier New" w:cs="Courier New"/>
+          <w:color w:val="444444"/>
+          <w:sz w:val="20"/>
+          <w:szCs w:val="20"/>
+        </w:rPr>
+        <w:t>contentType</w:t>
+      </w:r>
+      <w:proofErr w:type="spellEnd"/>
+      <w:r>
+        <w:rPr>
+          <w:rFonts w:ascii="Courier New" w:hAnsi="Courier New" w:cs="Courier New"/>
+          <w:color w:val="444444"/>
+          <w:sz w:val="20"/>
+          <w:szCs w:val="20"/>
+        </w:rPr>
+        <w:t>=</w:t>
       </w:r>
       <w:r>
         <w:rPr>
@@ -479,7 +501,27 @@
           <w:sz w:val="20"/>
           <w:szCs w:val="20"/>
         </w:rPr>
-        <w:t xml:space="preserve"> pageEncoding=</w:t>
+        <w:t xml:space="preserve"> </w:t>
+      </w:r>
+      <w:proofErr w:type="spellStart"/>
+      <w:r>
+        <w:rPr>
+          <w:rFonts w:ascii="Courier New" w:hAnsi="Courier New" w:cs="Courier New"/>
+          <w:color w:val="444444"/>
+          <w:sz w:val="20"/>
+          <w:szCs w:val="20"/>
+        </w:rPr>
+        <w:t>pageEncoding</w:t>
+      </w:r>
+      <w:proofErr w:type="spellEnd"/>
+      <w:r>
+        <w:rPr>
+          <w:rFonts w:ascii="Courier New" w:hAnsi="Courier New" w:cs="Courier New"/>
+          <w:color w:val="444444"/>
+          <w:sz w:val="20"/>
+          <w:szCs w:val="20"/>
+        </w:rPr>
+        <w:t>=</w:t>
       </w:r>
       <w:r>
         <w:rPr>
@@ -822,7 +864,27 @@
           <w:sz w:val="20"/>
           <w:szCs w:val="20"/>
         </w:rPr>
-        <w:t xml:space="preserve"> http-equiv=</w:t>
+        <w:t xml:space="preserve"> http-</w:t>
+      </w:r>
+      <w:proofErr w:type="spellStart"/>
+      <w:r>
+        <w:rPr>
+          <w:rFonts w:ascii="Courier New" w:hAnsi="Courier New" w:cs="Courier New"/>
+          <w:color w:val="444444"/>
+          <w:sz w:val="20"/>
+          <w:szCs w:val="20"/>
+        </w:rPr>
+        <w:t>equiv</w:t>
+      </w:r>
+      <w:proofErr w:type="spellEnd"/>
+      <w:r>
+        <w:rPr>
+          <w:rFonts w:ascii="Courier New" w:hAnsi="Courier New" w:cs="Courier New"/>
+          <w:color w:val="444444"/>
+          <w:sz w:val="20"/>
+          <w:szCs w:val="20"/>
+        </w:rPr>
+        <w:t>=</w:t>
       </w:r>
       <w:r>
         <w:rPr>
@@ -1165,7 +1227,27 @@
           <w:sz w:val="20"/>
           <w:szCs w:val="20"/>
         </w:rPr>
-        <w:t>@page contentType=</w:t>
+        <w:t xml:space="preserve">@page </w:t>
+      </w:r>
+      <w:proofErr w:type="spellStart"/>
+      <w:r>
+        <w:rPr>
+          <w:rFonts w:ascii="Courier New" w:hAnsi="Courier New" w:cs="Courier New"/>
+          <w:color w:val="444444"/>
+          <w:sz w:val="20"/>
+          <w:szCs w:val="20"/>
+        </w:rPr>
+        <w:t>contentType</w:t>
+      </w:r>
+      <w:proofErr w:type="spellEnd"/>
+      <w:r>
+        <w:rPr>
+          <w:rFonts w:ascii="Courier New" w:hAnsi="Courier New" w:cs="Courier New"/>
+          <w:color w:val="444444"/>
+          <w:sz w:val="20"/>
+          <w:szCs w:val="20"/>
+        </w:rPr>
+        <w:t>=</w:t>
       </w:r>
       <w:r>
         <w:rPr>
@@ -1183,7 +1265,27 @@
           <w:sz w:val="20"/>
           <w:szCs w:val="20"/>
         </w:rPr>
-        <w:t xml:space="preserve"> pageEncoding=</w:t>
+        <w:t xml:space="preserve"> </w:t>
+      </w:r>
+      <w:proofErr w:type="spellStart"/>
+      <w:r>
+        <w:rPr>
+          <w:rFonts w:ascii="Courier New" w:hAnsi="Courier New" w:cs="Courier New"/>
+          <w:color w:val="444444"/>
+          <w:sz w:val="20"/>
+          <w:szCs w:val="20"/>
+        </w:rPr>
+        <w:t>pageEncoding</w:t>
+      </w:r>
+      <w:proofErr w:type="spellEnd"/>
+      <w:r>
+        <w:rPr>
+          <w:rFonts w:ascii="Courier New" w:hAnsi="Courier New" w:cs="Courier New"/>
+          <w:color w:val="444444"/>
+          <w:sz w:val="20"/>
+          <w:szCs w:val="20"/>
+        </w:rPr>
+        <w:t>=</w:t>
       </w:r>
       <w:r>
         <w:rPr>
@@ -1526,7 +1628,27 @@
           <w:sz w:val="20"/>
           <w:szCs w:val="20"/>
         </w:rPr>
-        <w:t xml:space="preserve"> http-equiv=</w:t>
+        <w:t xml:space="preserve"> http-</w:t>
+      </w:r>
+      <w:proofErr w:type="spellStart"/>
+      <w:r>
+        <w:rPr>
+          <w:rFonts w:ascii="Courier New" w:hAnsi="Courier New" w:cs="Courier New"/>
+          <w:color w:val="444444"/>
+          <w:sz w:val="20"/>
+          <w:szCs w:val="20"/>
+        </w:rPr>
+        <w:t>equiv</w:t>
+      </w:r>
+      <w:proofErr w:type="spellEnd"/>
+      <w:r>
+        <w:rPr>
+          <w:rFonts w:ascii="Courier New" w:hAnsi="Courier New" w:cs="Courier New"/>
+          <w:color w:val="444444"/>
+          <w:sz w:val="20"/>
+          <w:szCs w:val="20"/>
+        </w:rPr>
+        <w:t>=</w:t>
       </w:r>
       <w:r>
         <w:rPr>
@@ -1850,6 +1972,7 @@
           <w:lang w:eastAsia="zh-CN"/>
         </w:rPr>
       </w:pPr>
+      <w:proofErr w:type="spellStart"/>
       <w:r>
         <w:rPr>
           <w:rFonts w:eastAsiaTheme="minorEastAsia" w:hint="eastAsia"/>
@@ -1858,6 +1981,7 @@
         <w:lastRenderedPageBreak/>
         <w:t>Footer.jsp</w:t>
       </w:r>
+      <w:proofErr w:type="spellEnd"/>
     </w:p>
     <w:p>
       <w:pPr>
@@ -1891,7 +2015,23 @@
           <w:rFonts w:ascii="Courier New" w:hAnsi="Courier New" w:cs="Courier New"/>
           <w:color w:val="444444"/>
         </w:rPr>
-        <w:t>@page contentType=</w:t>
+        <w:t xml:space="preserve">@page </w:t>
+      </w:r>
+      <w:proofErr w:type="spellStart"/>
+      <w:r>
+        <w:rPr>
+          <w:rFonts w:ascii="Courier New" w:hAnsi="Courier New" w:cs="Courier New"/>
+          <w:color w:val="444444"/>
+        </w:rPr>
+        <w:t>contentType</w:t>
+      </w:r>
+      <w:proofErr w:type="spellEnd"/>
+      <w:r>
+        <w:rPr>
+          <w:rFonts w:ascii="Courier New" w:hAnsi="Courier New" w:cs="Courier New"/>
+          <w:color w:val="444444"/>
+        </w:rPr>
+        <w:t>=</w:t>
       </w:r>
       <w:r>
         <w:rPr>
@@ -1905,7 +2045,23 @@
           <w:rFonts w:ascii="Courier New" w:hAnsi="Courier New" w:cs="Courier New"/>
           <w:color w:val="444444"/>
         </w:rPr>
-        <w:t xml:space="preserve"> pageEncoding=</w:t>
+        <w:t xml:space="preserve"> </w:t>
+      </w:r>
+      <w:proofErr w:type="spellStart"/>
+      <w:r>
+        <w:rPr>
+          <w:rFonts w:ascii="Courier New" w:hAnsi="Courier New" w:cs="Courier New"/>
+          <w:color w:val="444444"/>
+        </w:rPr>
+        <w:t>pageEncoding</w:t>
+      </w:r>
+      <w:proofErr w:type="spellEnd"/>
+      <w:r>
+        <w:rPr>
+          <w:rFonts w:ascii="Courier New" w:hAnsi="Courier New" w:cs="Courier New"/>
+          <w:color w:val="444444"/>
+        </w:rPr>
+        <w:t>=</w:t>
       </w:r>
       <w:r>
         <w:rPr>
@@ -2176,7 +2332,23 @@
           <w:rFonts w:ascii="Courier New" w:hAnsi="Courier New" w:cs="Courier New"/>
           <w:color w:val="444444"/>
         </w:rPr>
-        <w:t xml:space="preserve"> http-equiv=</w:t>
+        <w:t xml:space="preserve"> http-</w:t>
+      </w:r>
+      <w:proofErr w:type="spellStart"/>
+      <w:r>
+        <w:rPr>
+          <w:rFonts w:ascii="Courier New" w:hAnsi="Courier New" w:cs="Courier New"/>
+          <w:color w:val="444444"/>
+        </w:rPr>
+        <w:t>equiv</w:t>
+      </w:r>
+      <w:proofErr w:type="spellEnd"/>
+      <w:r>
+        <w:rPr>
+          <w:rFonts w:ascii="Courier New" w:hAnsi="Courier New" w:cs="Courier New"/>
+          <w:color w:val="444444"/>
+        </w:rPr>
+        <w:t>=</w:t>
       </w:r>
       <w:r>
         <w:rPr>
@@ -2436,6 +2608,7 @@
           <w:lang w:eastAsia="zh-CN"/>
         </w:rPr>
       </w:pPr>
+      <w:proofErr w:type="spellStart"/>
       <w:r>
         <w:rPr>
           <w:rFonts w:eastAsiaTheme="minorEastAsia"/>
@@ -2450,6 +2623,7 @@
         </w:rPr>
         <w:t>ndex.jsp</w:t>
       </w:r>
+      <w:proofErr w:type="spellEnd"/>
     </w:p>
     <w:p>
       <w:pPr>
@@ -2483,7 +2657,23 @@
           <w:rFonts w:ascii="Courier New" w:hAnsi="Courier New" w:cs="Courier New"/>
           <w:color w:val="444444"/>
         </w:rPr>
-        <w:t>@page contentType=</w:t>
+        <w:t xml:space="preserve">@page </w:t>
+      </w:r>
+      <w:proofErr w:type="spellStart"/>
+      <w:r>
+        <w:rPr>
+          <w:rFonts w:ascii="Courier New" w:hAnsi="Courier New" w:cs="Courier New"/>
+          <w:color w:val="444444"/>
+        </w:rPr>
+        <w:t>contentType</w:t>
+      </w:r>
+      <w:proofErr w:type="spellEnd"/>
+      <w:r>
+        <w:rPr>
+          <w:rFonts w:ascii="Courier New" w:hAnsi="Courier New" w:cs="Courier New"/>
+          <w:color w:val="444444"/>
+        </w:rPr>
+        <w:t>=</w:t>
       </w:r>
       <w:r>
         <w:rPr>
@@ -2497,7 +2687,23 @@
           <w:rFonts w:ascii="Courier New" w:hAnsi="Courier New" w:cs="Courier New"/>
           <w:color w:val="444444"/>
         </w:rPr>
-        <w:t xml:space="preserve"> pageEncoding=</w:t>
+        <w:t xml:space="preserve"> </w:t>
+      </w:r>
+      <w:proofErr w:type="spellStart"/>
+      <w:r>
+        <w:rPr>
+          <w:rFonts w:ascii="Courier New" w:hAnsi="Courier New" w:cs="Courier New"/>
+          <w:color w:val="444444"/>
+        </w:rPr>
+        <w:t>pageEncoding</w:t>
+      </w:r>
+      <w:proofErr w:type="spellEnd"/>
+      <w:r>
+        <w:rPr>
+          <w:rFonts w:ascii="Courier New" w:hAnsi="Courier New" w:cs="Courier New"/>
+          <w:color w:val="444444"/>
+        </w:rPr>
+        <w:t>=</w:t>
       </w:r>
       <w:r>
         <w:rPr>
@@ -2793,6 +2999,7 @@
         </w:rPr>
         <w:t xml:space="preserve"> </w:t>
       </w:r>
+      <w:proofErr w:type="spellStart"/>
       <w:r>
         <w:rPr>
           <w:rFonts w:ascii="Courier New" w:hAnsi="Courier New" w:cs="Courier New"/>
@@ -2800,6 +3007,7 @@
         </w:rPr>
         <w:t>10px</w:t>
       </w:r>
+      <w:proofErr w:type="spellEnd"/>
       <w:r>
         <w:rPr>
           <w:rFonts w:ascii="Courier New" w:hAnsi="Courier New" w:cs="Courier New"/>
@@ -2807,6 +3015,7 @@
         </w:rPr>
         <w:t xml:space="preserve"> </w:t>
       </w:r>
+      <w:proofErr w:type="spellStart"/>
       <w:r>
         <w:rPr>
           <w:rFonts w:ascii="Courier New" w:hAnsi="Courier New" w:cs="Courier New"/>
@@ -2814,6 +3023,7 @@
         </w:rPr>
         <w:t>10px</w:t>
       </w:r>
+      <w:proofErr w:type="spellEnd"/>
       <w:r>
         <w:rPr>
           <w:rFonts w:ascii="Courier New" w:hAnsi="Courier New" w:cs="Courier New"/>
@@ -2821,6 +3031,7 @@
         </w:rPr>
         <w:t xml:space="preserve"> </w:t>
       </w:r>
+      <w:proofErr w:type="spellStart"/>
       <w:r>
         <w:rPr>
           <w:rFonts w:ascii="Courier New" w:hAnsi="Courier New" w:cs="Courier New"/>
@@ -2828,6 +3039,7 @@
         </w:rPr>
         <w:t>10px</w:t>
       </w:r>
+      <w:proofErr w:type="spellEnd"/>
       <w:r>
         <w:rPr>
           <w:rFonts w:ascii="Courier New" w:hAnsi="Courier New" w:cs="Courier New"/>
@@ -3001,7 +3213,23 @@
           <w:rFonts w:ascii="Courier New" w:hAnsi="Courier New" w:cs="Courier New"/>
           <w:color w:val="444444"/>
         </w:rPr>
-        <w:t xml:space="preserve"> http-equiv=</w:t>
+        <w:t xml:space="preserve"> http-</w:t>
+      </w:r>
+      <w:proofErr w:type="spellStart"/>
+      <w:r>
+        <w:rPr>
+          <w:rFonts w:ascii="Courier New" w:hAnsi="Courier New" w:cs="Courier New"/>
+          <w:color w:val="444444"/>
+        </w:rPr>
+        <w:t>equiv</w:t>
+      </w:r>
+      <w:proofErr w:type="spellEnd"/>
+      <w:r>
+        <w:rPr>
+          <w:rFonts w:ascii="Courier New" w:hAnsi="Courier New" w:cs="Courier New"/>
+          <w:color w:val="444444"/>
+        </w:rPr>
+        <w:t>=</w:t>
       </w:r>
       <w:r>
         <w:rPr>
@@ -3115,6 +3343,7 @@
         <w:br/>
         <w:t xml:space="preserve">        &lt;</w:t>
       </w:r>
+      <w:proofErr w:type="spellStart"/>
       <w:r>
         <w:rPr>
           <w:rFonts w:ascii="Courier New" w:hAnsi="Courier New" w:cs="Courier New"/>
@@ -3123,6 +3352,7 @@
         </w:rPr>
         <w:t>jsp:include</w:t>
       </w:r>
+      <w:proofErr w:type="spellEnd"/>
       <w:r>
         <w:rPr>
           <w:rFonts w:ascii="Courier New" w:hAnsi="Courier New" w:cs="Courier New"/>
@@ -3135,7 +3365,23 @@
           <w:rFonts w:ascii="Courier New" w:hAnsi="Courier New" w:cs="Courier New"/>
           <w:color w:val="880000"/>
         </w:rPr>
-        <w:t>"header.jsp"</w:t>
+        <w:t>"</w:t>
+      </w:r>
+      <w:proofErr w:type="spellStart"/>
+      <w:r>
+        <w:rPr>
+          <w:rFonts w:ascii="Courier New" w:hAnsi="Courier New" w:cs="Courier New"/>
+          <w:color w:val="880000"/>
+        </w:rPr>
+        <w:t>header.jsp</w:t>
+      </w:r>
+      <w:proofErr w:type="spellEnd"/>
+      <w:r>
+        <w:rPr>
+          <w:rFonts w:ascii="Courier New" w:hAnsi="Courier New" w:cs="Courier New"/>
+          <w:color w:val="880000"/>
+        </w:rPr>
+        <w:t>"</w:t>
       </w:r>
       <w:r>
         <w:rPr>
@@ -3188,14 +3434,46 @@
           <w:rFonts w:ascii="Courier New" w:hAnsi="Courier New" w:cs="Courier New"/>
           <w:color w:val="444444"/>
         </w:rPr>
-        <w:t xml:space="preserve"> href=</w:t>
-      </w:r>
-      <w:r>
-        <w:rPr>
-          <w:rFonts w:ascii="Courier New" w:hAnsi="Courier New" w:cs="Courier New"/>
-          <w:color w:val="880000"/>
-        </w:rPr>
-        <w:t>"registerClub.jsp"</w:t>
+        <w:t xml:space="preserve"> </w:t>
+      </w:r>
+      <w:proofErr w:type="spellStart"/>
+      <w:r>
+        <w:rPr>
+          <w:rFonts w:ascii="Courier New" w:hAnsi="Courier New" w:cs="Courier New"/>
+          <w:color w:val="444444"/>
+        </w:rPr>
+        <w:t>href</w:t>
+      </w:r>
+      <w:proofErr w:type="spellEnd"/>
+      <w:r>
+        <w:rPr>
+          <w:rFonts w:ascii="Courier New" w:hAnsi="Courier New" w:cs="Courier New"/>
+          <w:color w:val="444444"/>
+        </w:rPr>
+        <w:t>=</w:t>
+      </w:r>
+      <w:r>
+        <w:rPr>
+          <w:rFonts w:ascii="Courier New" w:hAnsi="Courier New" w:cs="Courier New"/>
+          <w:color w:val="880000"/>
+        </w:rPr>
+        <w:t>"</w:t>
+      </w:r>
+      <w:proofErr w:type="spellStart"/>
+      <w:r>
+        <w:rPr>
+          <w:rFonts w:ascii="Courier New" w:hAnsi="Courier New" w:cs="Courier New"/>
+          <w:color w:val="880000"/>
+        </w:rPr>
+        <w:t>registerClub.jsp</w:t>
+      </w:r>
+      <w:proofErr w:type="spellEnd"/>
+      <w:r>
+        <w:rPr>
+          <w:rFonts w:ascii="Courier New" w:hAnsi="Courier New" w:cs="Courier New"/>
+          <w:color w:val="880000"/>
+        </w:rPr>
+        <w:t>"</w:t>
       </w:r>
       <w:r>
         <w:rPr>
@@ -3240,14 +3518,46 @@
           <w:rFonts w:ascii="Courier New" w:hAnsi="Courier New" w:cs="Courier New"/>
           <w:color w:val="444444"/>
         </w:rPr>
-        <w:t xml:space="preserve"> href=</w:t>
-      </w:r>
-      <w:r>
-        <w:rPr>
-          <w:rFonts w:ascii="Courier New" w:hAnsi="Courier New" w:cs="Courier New"/>
-          <w:color w:val="880000"/>
-        </w:rPr>
-        <w:t>"feeCalculator.jsp"</w:t>
+        <w:t xml:space="preserve"> </w:t>
+      </w:r>
+      <w:proofErr w:type="spellStart"/>
+      <w:r>
+        <w:rPr>
+          <w:rFonts w:ascii="Courier New" w:hAnsi="Courier New" w:cs="Courier New"/>
+          <w:color w:val="444444"/>
+        </w:rPr>
+        <w:t>href</w:t>
+      </w:r>
+      <w:proofErr w:type="spellEnd"/>
+      <w:r>
+        <w:rPr>
+          <w:rFonts w:ascii="Courier New" w:hAnsi="Courier New" w:cs="Courier New"/>
+          <w:color w:val="444444"/>
+        </w:rPr>
+        <w:t>=</w:t>
+      </w:r>
+      <w:r>
+        <w:rPr>
+          <w:rFonts w:ascii="Courier New" w:hAnsi="Courier New" w:cs="Courier New"/>
+          <w:color w:val="880000"/>
+        </w:rPr>
+        <w:t>"</w:t>
+      </w:r>
+      <w:proofErr w:type="spellStart"/>
+      <w:r>
+        <w:rPr>
+          <w:rFonts w:ascii="Courier New" w:hAnsi="Courier New" w:cs="Courier New"/>
+          <w:color w:val="880000"/>
+        </w:rPr>
+        <w:t>feeCalculator.jsp</w:t>
+      </w:r>
+      <w:proofErr w:type="spellEnd"/>
+      <w:r>
+        <w:rPr>
+          <w:rFonts w:ascii="Courier New" w:hAnsi="Courier New" w:cs="Courier New"/>
+          <w:color w:val="880000"/>
+        </w:rPr>
+        <w:t>"</w:t>
       </w:r>
       <w:r>
         <w:rPr>
@@ -3292,14 +3602,46 @@
           <w:rFonts w:ascii="Courier New" w:hAnsi="Courier New" w:cs="Courier New"/>
           <w:color w:val="444444"/>
         </w:rPr>
-        <w:t xml:space="preserve"> href=</w:t>
-      </w:r>
-      <w:r>
-        <w:rPr>
-          <w:rFonts w:ascii="Courier New" w:hAnsi="Courier New" w:cs="Courier New"/>
-          <w:color w:val="880000"/>
-        </w:rPr>
-        <w:t>"memberDirectory.jsp"</w:t>
+        <w:t xml:space="preserve"> </w:t>
+      </w:r>
+      <w:proofErr w:type="spellStart"/>
+      <w:r>
+        <w:rPr>
+          <w:rFonts w:ascii="Courier New" w:hAnsi="Courier New" w:cs="Courier New"/>
+          <w:color w:val="444444"/>
+        </w:rPr>
+        <w:t>href</w:t>
+      </w:r>
+      <w:proofErr w:type="spellEnd"/>
+      <w:r>
+        <w:rPr>
+          <w:rFonts w:ascii="Courier New" w:hAnsi="Courier New" w:cs="Courier New"/>
+          <w:color w:val="444444"/>
+        </w:rPr>
+        <w:t>=</w:t>
+      </w:r>
+      <w:r>
+        <w:rPr>
+          <w:rFonts w:ascii="Courier New" w:hAnsi="Courier New" w:cs="Courier New"/>
+          <w:color w:val="880000"/>
+        </w:rPr>
+        <w:t>"</w:t>
+      </w:r>
+      <w:proofErr w:type="spellStart"/>
+      <w:r>
+        <w:rPr>
+          <w:rFonts w:ascii="Courier New" w:hAnsi="Courier New" w:cs="Courier New"/>
+          <w:color w:val="880000"/>
+        </w:rPr>
+        <w:t>memberDirectory.jsp</w:t>
+      </w:r>
+      <w:proofErr w:type="spellEnd"/>
+      <w:r>
+        <w:rPr>
+          <w:rFonts w:ascii="Courier New" w:hAnsi="Courier New" w:cs="Courier New"/>
+          <w:color w:val="880000"/>
+        </w:rPr>
+        <w:t>"</w:t>
       </w:r>
       <w:r>
         <w:rPr>
@@ -3400,6 +3742,7 @@
         <w:br/>
         <w:t xml:space="preserve">        &lt;</w:t>
       </w:r>
+      <w:proofErr w:type="spellStart"/>
       <w:r>
         <w:rPr>
           <w:rFonts w:ascii="Courier New" w:hAnsi="Courier New" w:cs="Courier New"/>
@@ -3408,6 +3751,7 @@
         </w:rPr>
         <w:t>jsp:include</w:t>
       </w:r>
+      <w:proofErr w:type="spellEnd"/>
       <w:r>
         <w:rPr>
           <w:rFonts w:ascii="Courier New" w:hAnsi="Courier New" w:cs="Courier New"/>
@@ -3420,7 +3764,23 @@
           <w:rFonts w:ascii="Courier New" w:hAnsi="Courier New" w:cs="Courier New"/>
           <w:color w:val="880000"/>
         </w:rPr>
-        <w:t>"footer.jsp"</w:t>
+        <w:t>"</w:t>
+      </w:r>
+      <w:proofErr w:type="spellStart"/>
+      <w:r>
+        <w:rPr>
+          <w:rFonts w:ascii="Courier New" w:hAnsi="Courier New" w:cs="Courier New"/>
+          <w:color w:val="880000"/>
+        </w:rPr>
+        <w:t>footer.jsp</w:t>
+      </w:r>
+      <w:proofErr w:type="spellEnd"/>
+      <w:r>
+        <w:rPr>
+          <w:rFonts w:ascii="Courier New" w:hAnsi="Courier New" w:cs="Courier New"/>
+          <w:color w:val="880000"/>
+        </w:rPr>
+        <w:t>"</w:t>
       </w:r>
       <w:r>
         <w:rPr>
@@ -3476,6 +3836,7 @@
           <w:lang w:eastAsia="zh-CN"/>
         </w:rPr>
       </w:pPr>
+      <w:proofErr w:type="spellStart"/>
       <w:r>
         <w:rPr>
           <w:rFonts w:eastAsiaTheme="minorEastAsia" w:hint="eastAsia"/>
@@ -3483,6 +3844,7 @@
         </w:rPr>
         <w:t>RegisterClub.jsp</w:t>
       </w:r>
+      <w:proofErr w:type="spellEnd"/>
     </w:p>
     <w:p>
       <w:pPr>
@@ -3516,7 +3878,23 @@
           <w:rFonts w:ascii="Courier New" w:hAnsi="Courier New" w:cs="Courier New"/>
           <w:color w:val="444444"/>
         </w:rPr>
-        <w:t>@page contentType=</w:t>
+        <w:t xml:space="preserve">@page </w:t>
+      </w:r>
+      <w:proofErr w:type="spellStart"/>
+      <w:r>
+        <w:rPr>
+          <w:rFonts w:ascii="Courier New" w:hAnsi="Courier New" w:cs="Courier New"/>
+          <w:color w:val="444444"/>
+        </w:rPr>
+        <w:t>contentType</w:t>
+      </w:r>
+      <w:proofErr w:type="spellEnd"/>
+      <w:r>
+        <w:rPr>
+          <w:rFonts w:ascii="Courier New" w:hAnsi="Courier New" w:cs="Courier New"/>
+          <w:color w:val="444444"/>
+        </w:rPr>
+        <w:t>=</w:t>
       </w:r>
       <w:r>
         <w:rPr>
@@ -3530,7 +3908,23 @@
           <w:rFonts w:ascii="Courier New" w:hAnsi="Courier New" w:cs="Courier New"/>
           <w:color w:val="444444"/>
         </w:rPr>
-        <w:t xml:space="preserve"> pageEncoding=</w:t>
+        <w:t xml:space="preserve"> </w:t>
+      </w:r>
+      <w:proofErr w:type="spellStart"/>
+      <w:r>
+        <w:rPr>
+          <w:rFonts w:ascii="Courier New" w:hAnsi="Courier New" w:cs="Courier New"/>
+          <w:color w:val="444444"/>
+        </w:rPr>
+        <w:t>pageEncoding</w:t>
+      </w:r>
+      <w:proofErr w:type="spellEnd"/>
+      <w:r>
+        <w:rPr>
+          <w:rFonts w:ascii="Courier New" w:hAnsi="Courier New" w:cs="Courier New"/>
+          <w:color w:val="444444"/>
+        </w:rPr>
+        <w:t>=</w:t>
       </w:r>
       <w:r>
         <w:rPr>
@@ -3627,7 +4021,23 @@
           <w:rFonts w:ascii="Courier New" w:hAnsi="Courier New" w:cs="Courier New"/>
           <w:color w:val="444444"/>
         </w:rPr>
-        <w:t xml:space="preserve"> http-equiv=</w:t>
+        <w:t xml:space="preserve"> http-</w:t>
+      </w:r>
+      <w:proofErr w:type="spellStart"/>
+      <w:r>
+        <w:rPr>
+          <w:rFonts w:ascii="Courier New" w:hAnsi="Courier New" w:cs="Courier New"/>
+          <w:color w:val="444444"/>
+        </w:rPr>
+        <w:t>equiv</w:t>
+      </w:r>
+      <w:proofErr w:type="spellEnd"/>
+      <w:r>
+        <w:rPr>
+          <w:rFonts w:ascii="Courier New" w:hAnsi="Courier New" w:cs="Courier New"/>
+          <w:color w:val="444444"/>
+        </w:rPr>
+        <w:t>=</w:t>
       </w:r>
       <w:r>
         <w:rPr>
@@ -3762,7 +4172,23 @@
           <w:rFonts w:ascii="Courier New" w:hAnsi="Courier New" w:cs="Courier New"/>
           <w:color w:val="444444"/>
         </w:rPr>
-        <w:t>&gt;Please fill in you personal information....&lt;/</w:t>
+        <w:t xml:space="preserve">&gt;Please fill in </w:t>
+      </w:r>
+      <w:proofErr w:type="spellStart"/>
+      <w:r>
+        <w:rPr>
+          <w:rFonts w:ascii="Courier New" w:hAnsi="Courier New" w:cs="Courier New"/>
+          <w:color w:val="444444"/>
+        </w:rPr>
+        <w:t>you</w:t>
+      </w:r>
+      <w:proofErr w:type="spellEnd"/>
+      <w:r>
+        <w:rPr>
+          <w:rFonts w:ascii="Courier New" w:hAnsi="Courier New" w:cs="Courier New"/>
+          <w:color w:val="444444"/>
+        </w:rPr>
+        <w:t xml:space="preserve"> personal information....&lt;/</w:t>
       </w:r>
       <w:r>
         <w:rPr>
@@ -3821,7 +4247,23 @@
           <w:rFonts w:ascii="Courier New" w:hAnsi="Courier New" w:cs="Courier New"/>
           <w:color w:val="880000"/>
         </w:rPr>
-        <w:t>"processRegistration"</w:t>
+        <w:t>"</w:t>
+      </w:r>
+      <w:proofErr w:type="spellStart"/>
+      <w:r>
+        <w:rPr>
+          <w:rFonts w:ascii="Courier New" w:hAnsi="Courier New" w:cs="Courier New"/>
+          <w:color w:val="880000"/>
+        </w:rPr>
+        <w:t>processRegistration</w:t>
+      </w:r>
+      <w:proofErr w:type="spellEnd"/>
+      <w:r>
+        <w:rPr>
+          <w:rFonts w:ascii="Courier New" w:hAnsi="Courier New" w:cs="Courier New"/>
+          <w:color w:val="880000"/>
+        </w:rPr>
+        <w:t>"</w:t>
       </w:r>
       <w:r>
         <w:rPr>
@@ -3933,6 +4375,7 @@
         </w:rPr>
         <w:t>&gt;&lt;</w:t>
       </w:r>
+      <w:proofErr w:type="spellStart"/>
       <w:r>
         <w:rPr>
           <w:rFonts w:ascii="Courier New" w:hAnsi="Courier New" w:cs="Courier New"/>
@@ -3941,6 +4384,7 @@
         </w:rPr>
         <w:t>br</w:t>
       </w:r>
+      <w:proofErr w:type="spellEnd"/>
       <w:r>
         <w:rPr>
           <w:rFonts w:ascii="Courier New" w:hAnsi="Courier New" w:cs="Courier New"/>
@@ -3948,6 +4392,7 @@
         </w:rPr>
         <w:t xml:space="preserve"> /&gt;&lt;</w:t>
       </w:r>
+      <w:proofErr w:type="spellStart"/>
       <w:r>
         <w:rPr>
           <w:rFonts w:ascii="Courier New" w:hAnsi="Courier New" w:cs="Courier New"/>
@@ -3956,6 +4401,7 @@
         </w:rPr>
         <w:t>br</w:t>
       </w:r>
+      <w:proofErr w:type="spellEnd"/>
       <w:r>
         <w:rPr>
           <w:rFonts w:ascii="Courier New" w:hAnsi="Courier New" w:cs="Courier New"/>
@@ -4074,6 +4520,7 @@
         </w:rPr>
         <w:t>&gt;&lt;</w:t>
       </w:r>
+      <w:proofErr w:type="spellStart"/>
       <w:r>
         <w:rPr>
           <w:rFonts w:ascii="Courier New" w:hAnsi="Courier New" w:cs="Courier New"/>
@@ -4082,6 +4529,7 @@
         </w:rPr>
         <w:t>br</w:t>
       </w:r>
+      <w:proofErr w:type="spellEnd"/>
       <w:r>
         <w:rPr>
           <w:rFonts w:ascii="Courier New" w:hAnsi="Courier New" w:cs="Courier New"/>
@@ -4089,6 +4537,7 @@
         </w:rPr>
         <w:t xml:space="preserve"> /&gt;&lt;</w:t>
       </w:r>
+      <w:proofErr w:type="spellStart"/>
       <w:r>
         <w:rPr>
           <w:rFonts w:ascii="Courier New" w:hAnsi="Courier New" w:cs="Courier New"/>
@@ -4097,6 +4546,7 @@
         </w:rPr>
         <w:t>br</w:t>
       </w:r>
+      <w:proofErr w:type="spellEnd"/>
       <w:r>
         <w:rPr>
           <w:rFonts w:ascii="Courier New" w:hAnsi="Courier New" w:cs="Courier New"/>
@@ -4326,14 +4776,46 @@
           <w:rFonts w:ascii="Courier New" w:hAnsi="Courier New" w:cs="Courier New"/>
           <w:color w:val="880000"/>
         </w:rPr>
-        <w:t>"Buddist"</w:t>
-      </w:r>
-      <w:r>
-        <w:rPr>
-          <w:rFonts w:ascii="Courier New" w:hAnsi="Courier New" w:cs="Courier New"/>
-          <w:color w:val="444444"/>
-        </w:rPr>
-        <w:t>&gt;Buddist&lt;/</w:t>
+        <w:t>"</w:t>
+      </w:r>
+      <w:proofErr w:type="spellStart"/>
+      <w:r>
+        <w:rPr>
+          <w:rFonts w:ascii="Courier New" w:hAnsi="Courier New" w:cs="Courier New"/>
+          <w:color w:val="880000"/>
+        </w:rPr>
+        <w:t>Buddist</w:t>
+      </w:r>
+      <w:proofErr w:type="spellEnd"/>
+      <w:r>
+        <w:rPr>
+          <w:rFonts w:ascii="Courier New" w:hAnsi="Courier New" w:cs="Courier New"/>
+          <w:color w:val="880000"/>
+        </w:rPr>
+        <w:t>"</w:t>
+      </w:r>
+      <w:r>
+        <w:rPr>
+          <w:rFonts w:ascii="Courier New" w:hAnsi="Courier New" w:cs="Courier New"/>
+          <w:color w:val="444444"/>
+        </w:rPr>
+        <w:t>&gt;</w:t>
+      </w:r>
+      <w:proofErr w:type="spellStart"/>
+      <w:r>
+        <w:rPr>
+          <w:rFonts w:ascii="Courier New" w:hAnsi="Courier New" w:cs="Courier New"/>
+          <w:color w:val="444444"/>
+        </w:rPr>
+        <w:t>Buddist</w:t>
+      </w:r>
+      <w:proofErr w:type="spellEnd"/>
+      <w:r>
+        <w:rPr>
+          <w:rFonts w:ascii="Courier New" w:hAnsi="Courier New" w:cs="Courier New"/>
+          <w:color w:val="444444"/>
+        </w:rPr>
+        <w:t>&lt;/</w:t>
       </w:r>
       <w:r>
         <w:rPr>
@@ -4373,6 +4855,7 @@
         </w:rPr>
         <w:t>&gt;&lt;</w:t>
       </w:r>
+      <w:proofErr w:type="spellStart"/>
       <w:r>
         <w:rPr>
           <w:rFonts w:ascii="Courier New" w:hAnsi="Courier New" w:cs="Courier New"/>
@@ -4381,6 +4864,7 @@
         </w:rPr>
         <w:t>br</w:t>
       </w:r>
+      <w:proofErr w:type="spellEnd"/>
       <w:r>
         <w:rPr>
           <w:rFonts w:ascii="Courier New" w:hAnsi="Courier New" w:cs="Courier New"/>
@@ -4388,6 +4872,7 @@
         </w:rPr>
         <w:t xml:space="preserve"> /&gt;&lt;</w:t>
       </w:r>
+      <w:proofErr w:type="spellStart"/>
       <w:r>
         <w:rPr>
           <w:rFonts w:ascii="Courier New" w:hAnsi="Courier New" w:cs="Courier New"/>
@@ -4396,6 +4881,7 @@
         </w:rPr>
         <w:t>br</w:t>
       </w:r>
+      <w:proofErr w:type="spellEnd"/>
       <w:r>
         <w:rPr>
           <w:rFonts w:ascii="Courier New" w:hAnsi="Courier New" w:cs="Courier New"/>
@@ -4598,6 +5084,7 @@
           <w:lang w:eastAsia="zh-CN"/>
         </w:rPr>
       </w:pPr>
+      <w:proofErr w:type="spellStart"/>
       <w:r>
         <w:rPr>
           <w:rFonts w:eastAsiaTheme="minorEastAsia" w:hint="eastAsia"/>
@@ -4605,6 +5092,7 @@
         </w:rPr>
         <w:t>processRegistration.jsp</w:t>
       </w:r>
+      <w:proofErr w:type="spellEnd"/>
     </w:p>
     <w:p>
       <w:pPr>
@@ -4631,7 +5119,15 @@
           <w:rFonts w:ascii="Courier New" w:hAnsi="Courier New" w:cs="Courier New"/>
           <w:color w:val="444444"/>
         </w:rPr>
-        <w:t xml:space="preserve"> com.</w:t>
+        <w:t xml:space="preserve"> </w:t>
+      </w:r>
+      <w:proofErr w:type="spellStart"/>
+      <w:r>
+        <w:rPr>
+          <w:rFonts w:ascii="Courier New" w:hAnsi="Courier New" w:cs="Courier New"/>
+          <w:color w:val="444444"/>
+        </w:rPr>
+        <w:t>com.</w:t>
       </w:r>
       <w:r>
         <w:rPr>
@@ -4655,6 +5151,7 @@
         </w:rPr>
         <w:t>Student</w:t>
       </w:r>
+      <w:proofErr w:type="spellEnd"/>
       <w:r>
         <w:rPr>
           <w:rFonts w:ascii="Courier New" w:hAnsi="Courier New" w:cs="Courier New"/>
@@ -4682,7 +5179,15 @@
           <w:rFonts w:ascii="Courier New" w:hAnsi="Courier New" w:cs="Courier New"/>
           <w:color w:val="444444"/>
         </w:rPr>
-        <w:t xml:space="preserve"> java.io.</w:t>
+        <w:t xml:space="preserve"> </w:t>
+      </w:r>
+      <w:proofErr w:type="spellStart"/>
+      <w:r>
+        <w:rPr>
+          <w:rFonts w:ascii="Courier New" w:hAnsi="Courier New" w:cs="Courier New"/>
+          <w:color w:val="444444"/>
+        </w:rPr>
+        <w:t>java.io.</w:t>
       </w:r>
       <w:r>
         <w:rPr>
@@ -4691,6 +5196,7 @@
         </w:rPr>
         <w:t>IOException</w:t>
       </w:r>
+      <w:proofErr w:type="spellEnd"/>
       <w:r>
         <w:rPr>
           <w:rFonts w:ascii="Courier New" w:hAnsi="Courier New" w:cs="Courier New"/>
@@ -4718,7 +5224,15 @@
           <w:rFonts w:ascii="Courier New" w:hAnsi="Courier New" w:cs="Courier New"/>
           <w:color w:val="444444"/>
         </w:rPr>
-        <w:t xml:space="preserve"> java.io.</w:t>
+        <w:t xml:space="preserve"> </w:t>
+      </w:r>
+      <w:proofErr w:type="spellStart"/>
+      <w:r>
+        <w:rPr>
+          <w:rFonts w:ascii="Courier New" w:hAnsi="Courier New" w:cs="Courier New"/>
+          <w:color w:val="444444"/>
+        </w:rPr>
+        <w:t>java.io.</w:t>
       </w:r>
       <w:r>
         <w:rPr>
@@ -4727,6 +5241,7 @@
         </w:rPr>
         <w:t>PrintWriter</w:t>
       </w:r>
+      <w:proofErr w:type="spellEnd"/>
       <w:r>
         <w:rPr>
           <w:rFonts w:ascii="Courier New" w:hAnsi="Courier New" w:cs="Courier New"/>
@@ -4754,7 +5269,15 @@
           <w:rFonts w:ascii="Courier New" w:hAnsi="Courier New" w:cs="Courier New"/>
           <w:color w:val="444444"/>
         </w:rPr>
-        <w:t xml:space="preserve"> jakarta.servlet.</w:t>
+        <w:t xml:space="preserve"> </w:t>
+      </w:r>
+      <w:proofErr w:type="spellStart"/>
+      <w:r>
+        <w:rPr>
+          <w:rFonts w:ascii="Courier New" w:hAnsi="Courier New" w:cs="Courier New"/>
+          <w:color w:val="444444"/>
+        </w:rPr>
+        <w:t>jakarta.servlet.</w:t>
       </w:r>
       <w:r>
         <w:rPr>
@@ -4763,6 +5286,7 @@
         </w:rPr>
         <w:t>ServletException</w:t>
       </w:r>
+      <w:proofErr w:type="spellEnd"/>
       <w:r>
         <w:rPr>
           <w:rFonts w:ascii="Courier New" w:hAnsi="Courier New" w:cs="Courier New"/>
@@ -4790,7 +5314,15 @@
           <w:rFonts w:ascii="Courier New" w:hAnsi="Courier New" w:cs="Courier New"/>
           <w:color w:val="444444"/>
         </w:rPr>
-        <w:t xml:space="preserve"> jakarta.servlet.annotation.</w:t>
+        <w:t xml:space="preserve"> </w:t>
+      </w:r>
+      <w:proofErr w:type="spellStart"/>
+      <w:r>
+        <w:rPr>
+          <w:rFonts w:ascii="Courier New" w:hAnsi="Courier New" w:cs="Courier New"/>
+          <w:color w:val="444444"/>
+        </w:rPr>
+        <w:t>jakarta.servlet.annotation.</w:t>
       </w:r>
       <w:r>
         <w:rPr>
@@ -4799,6 +5331,7 @@
         </w:rPr>
         <w:t>WebServlet</w:t>
       </w:r>
+      <w:proofErr w:type="spellEnd"/>
       <w:r>
         <w:rPr>
           <w:rFonts w:ascii="Courier New" w:hAnsi="Courier New" w:cs="Courier New"/>
@@ -4826,7 +5359,15 @@
           <w:rFonts w:ascii="Courier New" w:hAnsi="Courier New" w:cs="Courier New"/>
           <w:color w:val="444444"/>
         </w:rPr>
-        <w:t xml:space="preserve"> jakarta.servlet.http.</w:t>
+        <w:t xml:space="preserve"> </w:t>
+      </w:r>
+      <w:proofErr w:type="spellStart"/>
+      <w:r>
+        <w:rPr>
+          <w:rFonts w:ascii="Courier New" w:hAnsi="Courier New" w:cs="Courier New"/>
+          <w:color w:val="444444"/>
+        </w:rPr>
+        <w:t>jakarta.servlet.http.</w:t>
       </w:r>
       <w:r>
         <w:rPr>
@@ -4835,6 +5376,7 @@
         </w:rPr>
         <w:t>HttpServlet</w:t>
       </w:r>
+      <w:proofErr w:type="spellEnd"/>
       <w:r>
         <w:rPr>
           <w:rFonts w:ascii="Courier New" w:hAnsi="Courier New" w:cs="Courier New"/>
@@ -4862,7 +5404,15 @@
           <w:rFonts w:ascii="Courier New" w:hAnsi="Courier New" w:cs="Courier New"/>
           <w:color w:val="444444"/>
         </w:rPr>
-        <w:t xml:space="preserve"> jakarta.servlet.http.</w:t>
+        <w:t xml:space="preserve"> </w:t>
+      </w:r>
+      <w:proofErr w:type="spellStart"/>
+      <w:r>
+        <w:rPr>
+          <w:rFonts w:ascii="Courier New" w:hAnsi="Courier New" w:cs="Courier New"/>
+          <w:color w:val="444444"/>
+        </w:rPr>
+        <w:t>jakarta.servlet.http.</w:t>
       </w:r>
       <w:r>
         <w:rPr>
@@ -4871,6 +5421,7 @@
         </w:rPr>
         <w:t>HttpServletRequest</w:t>
       </w:r>
+      <w:proofErr w:type="spellEnd"/>
       <w:r>
         <w:rPr>
           <w:rFonts w:ascii="Courier New" w:hAnsi="Courier New" w:cs="Courier New"/>
@@ -4898,7 +5449,15 @@
           <w:rFonts w:ascii="Courier New" w:hAnsi="Courier New" w:cs="Courier New"/>
           <w:color w:val="444444"/>
         </w:rPr>
-        <w:t xml:space="preserve"> jakarta.servlet.http.</w:t>
+        <w:t xml:space="preserve"> </w:t>
+      </w:r>
+      <w:proofErr w:type="spellStart"/>
+      <w:r>
+        <w:rPr>
+          <w:rFonts w:ascii="Courier New" w:hAnsi="Courier New" w:cs="Courier New"/>
+          <w:color w:val="444444"/>
+        </w:rPr>
+        <w:t>jakarta.servlet.http.</w:t>
       </w:r>
       <w:r>
         <w:rPr>
@@ -4907,6 +5466,7 @@
         </w:rPr>
         <w:t>HttpServletResponse</w:t>
       </w:r>
+      <w:proofErr w:type="spellEnd"/>
       <w:r>
         <w:rPr>
           <w:rFonts w:ascii="Courier New" w:hAnsi="Courier New" w:cs="Courier New"/>
@@ -4934,7 +5494,15 @@
           <w:rFonts w:ascii="Courier New" w:hAnsi="Courier New" w:cs="Courier New"/>
           <w:color w:val="444444"/>
         </w:rPr>
-        <w:t xml:space="preserve"> jakarta.servlet.http.</w:t>
+        <w:t xml:space="preserve"> </w:t>
+      </w:r>
+      <w:proofErr w:type="spellStart"/>
+      <w:r>
+        <w:rPr>
+          <w:rFonts w:ascii="Courier New" w:hAnsi="Courier New" w:cs="Courier New"/>
+          <w:color w:val="444444"/>
+        </w:rPr>
+        <w:t>jakarta.servlet.http.</w:t>
       </w:r>
       <w:r>
         <w:rPr>
@@ -4943,6 +5511,7 @@
         </w:rPr>
         <w:t>HttpSession</w:t>
       </w:r>
+      <w:proofErr w:type="spellEnd"/>
       <w:r>
         <w:rPr>
           <w:rFonts w:ascii="Courier New" w:hAnsi="Courier New" w:cs="Courier New"/>
@@ -4970,7 +5539,15 @@
           <w:rFonts w:ascii="Courier New" w:hAnsi="Courier New" w:cs="Courier New"/>
           <w:color w:val="444444"/>
         </w:rPr>
-        <w:t xml:space="preserve"> java.util.</w:t>
+        <w:t xml:space="preserve"> </w:t>
+      </w:r>
+      <w:proofErr w:type="spellStart"/>
+      <w:r>
+        <w:rPr>
+          <w:rFonts w:ascii="Courier New" w:hAnsi="Courier New" w:cs="Courier New"/>
+          <w:color w:val="444444"/>
+        </w:rPr>
+        <w:t>java.util.</w:t>
       </w:r>
       <w:r>
         <w:rPr>
@@ -4979,6 +5556,7 @@
         </w:rPr>
         <w:t>ArrayList</w:t>
       </w:r>
+      <w:proofErr w:type="spellEnd"/>
       <w:r>
         <w:rPr>
           <w:rFonts w:ascii="Courier New" w:hAnsi="Courier New" w:cs="Courier New"/>
@@ -5101,7 +5679,23 @@
           <w:rFonts w:ascii="Courier New" w:hAnsi="Courier New" w:cs="Courier New"/>
           <w:color w:val="880000"/>
         </w:rPr>
-        <w:t>"/processRegistration"</w:t>
+        <w:t>"/</w:t>
+      </w:r>
+      <w:proofErr w:type="spellStart"/>
+      <w:r>
+        <w:rPr>
+          <w:rFonts w:ascii="Courier New" w:hAnsi="Courier New" w:cs="Courier New"/>
+          <w:color w:val="880000"/>
+        </w:rPr>
+        <w:t>processRegistration</w:t>
+      </w:r>
+      <w:proofErr w:type="spellEnd"/>
+      <w:r>
+        <w:rPr>
+          <w:rFonts w:ascii="Courier New" w:hAnsi="Courier New" w:cs="Courier New"/>
+          <w:color w:val="880000"/>
+        </w:rPr>
+        <w:t>"</w:t>
       </w:r>
       <w:r>
         <w:rPr>
@@ -5133,6 +5727,7 @@
         </w:rPr>
         <w:t xml:space="preserve"> </w:t>
       </w:r>
+      <w:proofErr w:type="spellStart"/>
       <w:r>
         <w:rPr>
           <w:rFonts w:ascii="Courier New" w:hAnsi="Courier New" w:cs="Courier New"/>
@@ -5141,6 +5736,7 @@
         </w:rPr>
         <w:t>processRegistration</w:t>
       </w:r>
+      <w:proofErr w:type="spellEnd"/>
       <w:r>
         <w:rPr>
           <w:rFonts w:ascii="Courier New" w:hAnsi="Courier New" w:cs="Courier New"/>
@@ -5163,6 +5759,7 @@
         </w:rPr>
         <w:t xml:space="preserve"> </w:t>
       </w:r>
+      <w:proofErr w:type="spellStart"/>
       <w:r>
         <w:rPr>
           <w:rFonts w:ascii="Courier New" w:hAnsi="Courier New" w:cs="Courier New"/>
@@ -5171,6 +5768,7 @@
         </w:rPr>
         <w:t>HttpServlet</w:t>
       </w:r>
+      <w:proofErr w:type="spellEnd"/>
       <w:r>
         <w:rPr>
           <w:rFonts w:ascii="Courier New" w:hAnsi="Courier New" w:cs="Courier New"/>
@@ -5229,8 +5827,25 @@
           <w:rFonts w:ascii="Courier New" w:hAnsi="Courier New" w:cs="Courier New"/>
           <w:color w:val="444444"/>
         </w:rPr>
-        <w:t xml:space="preserve"> void doGet(</w:t>
-      </w:r>
+        <w:t xml:space="preserve"> void </w:t>
+      </w:r>
+      <w:proofErr w:type="spellStart"/>
+      <w:r>
+        <w:rPr>
+          <w:rFonts w:ascii="Courier New" w:hAnsi="Courier New" w:cs="Courier New"/>
+          <w:color w:val="444444"/>
+        </w:rPr>
+        <w:t>doGet</w:t>
+      </w:r>
+      <w:proofErr w:type="spellEnd"/>
+      <w:r>
+        <w:rPr>
+          <w:rFonts w:ascii="Courier New" w:hAnsi="Courier New" w:cs="Courier New"/>
+          <w:color w:val="444444"/>
+        </w:rPr>
+        <w:t>(</w:t>
+      </w:r>
+      <w:proofErr w:type="spellStart"/>
       <w:r>
         <w:rPr>
           <w:rFonts w:ascii="Courier New" w:hAnsi="Courier New" w:cs="Courier New"/>
@@ -5238,6 +5853,7 @@
         </w:rPr>
         <w:t>HttpServletRequest</w:t>
       </w:r>
+      <w:proofErr w:type="spellEnd"/>
       <w:r>
         <w:rPr>
           <w:rFonts w:ascii="Courier New" w:hAnsi="Courier New" w:cs="Courier New"/>
@@ -5245,6 +5861,7 @@
         </w:rPr>
         <w:t xml:space="preserve"> request, </w:t>
       </w:r>
+      <w:proofErr w:type="spellStart"/>
       <w:r>
         <w:rPr>
           <w:rFonts w:ascii="Courier New" w:hAnsi="Courier New" w:cs="Courier New"/>
@@ -5252,6 +5869,7 @@
         </w:rPr>
         <w:t>HttpServletResponse</w:t>
       </w:r>
+      <w:proofErr w:type="spellEnd"/>
       <w:r>
         <w:rPr>
           <w:rFonts w:ascii="Courier New" w:hAnsi="Courier New" w:cs="Courier New"/>
@@ -5282,6 +5900,7 @@
         </w:rPr>
         <w:t xml:space="preserve"> </w:t>
       </w:r>
+      <w:proofErr w:type="spellStart"/>
       <w:r>
         <w:rPr>
           <w:rFonts w:ascii="Courier New" w:hAnsi="Courier New" w:cs="Courier New"/>
@@ -5289,6 +5908,7 @@
         </w:rPr>
         <w:t>ServletException</w:t>
       </w:r>
+      <w:proofErr w:type="spellEnd"/>
       <w:r>
         <w:rPr>
           <w:rFonts w:ascii="Courier New" w:hAnsi="Courier New" w:cs="Courier New"/>
@@ -5296,6 +5916,7 @@
         </w:rPr>
         <w:t xml:space="preserve">, </w:t>
       </w:r>
+      <w:proofErr w:type="spellStart"/>
       <w:r>
         <w:rPr>
           <w:rFonts w:ascii="Courier New" w:hAnsi="Courier New" w:cs="Courier New"/>
@@ -5303,6 +5924,7 @@
         </w:rPr>
         <w:t>IOException</w:t>
       </w:r>
+      <w:proofErr w:type="spellEnd"/>
       <w:r>
         <w:rPr>
           <w:rFonts w:ascii="Courier New" w:hAnsi="Courier New" w:cs="Courier New"/>
@@ -5368,8 +5990,25 @@
           <w:rFonts w:ascii="Courier New" w:hAnsi="Courier New" w:cs="Courier New"/>
           <w:color w:val="444444"/>
         </w:rPr>
-        <w:t xml:space="preserve"> void doPost(</w:t>
-      </w:r>
+        <w:t xml:space="preserve"> void </w:t>
+      </w:r>
+      <w:proofErr w:type="spellStart"/>
+      <w:r>
+        <w:rPr>
+          <w:rFonts w:ascii="Courier New" w:hAnsi="Courier New" w:cs="Courier New"/>
+          <w:color w:val="444444"/>
+        </w:rPr>
+        <w:t>doPost</w:t>
+      </w:r>
+      <w:proofErr w:type="spellEnd"/>
+      <w:r>
+        <w:rPr>
+          <w:rFonts w:ascii="Courier New" w:hAnsi="Courier New" w:cs="Courier New"/>
+          <w:color w:val="444444"/>
+        </w:rPr>
+        <w:t>(</w:t>
+      </w:r>
+      <w:proofErr w:type="spellStart"/>
       <w:r>
         <w:rPr>
           <w:rFonts w:ascii="Courier New" w:hAnsi="Courier New" w:cs="Courier New"/>
@@ -5377,6 +6016,7 @@
         </w:rPr>
         <w:t>HttpServletRequest</w:t>
       </w:r>
+      <w:proofErr w:type="spellEnd"/>
       <w:r>
         <w:rPr>
           <w:rFonts w:ascii="Courier New" w:hAnsi="Courier New" w:cs="Courier New"/>
@@ -5384,6 +6024,7 @@
         </w:rPr>
         <w:t xml:space="preserve"> request, </w:t>
       </w:r>
+      <w:proofErr w:type="spellStart"/>
       <w:r>
         <w:rPr>
           <w:rFonts w:ascii="Courier New" w:hAnsi="Courier New" w:cs="Courier New"/>
@@ -5392,6 +6033,7 @@
         <w:lastRenderedPageBreak/>
         <w:t>HttpServletResponse</w:t>
       </w:r>
+      <w:proofErr w:type="spellEnd"/>
       <w:r>
         <w:rPr>
           <w:rFonts w:ascii="Courier New" w:hAnsi="Courier New" w:cs="Courier New"/>
@@ -5422,6 +6064,7 @@
         </w:rPr>
         <w:t xml:space="preserve"> </w:t>
       </w:r>
+      <w:proofErr w:type="spellStart"/>
       <w:r>
         <w:rPr>
           <w:rFonts w:ascii="Courier New" w:hAnsi="Courier New" w:cs="Courier New"/>
@@ -5429,6 +6072,7 @@
         </w:rPr>
         <w:t>ServletException</w:t>
       </w:r>
+      <w:proofErr w:type="spellEnd"/>
       <w:r>
         <w:rPr>
           <w:rFonts w:ascii="Courier New" w:hAnsi="Courier New" w:cs="Courier New"/>
@@ -5436,6 +6080,7 @@
         </w:rPr>
         <w:t xml:space="preserve">, </w:t>
       </w:r>
+      <w:proofErr w:type="spellStart"/>
       <w:r>
         <w:rPr>
           <w:rFonts w:ascii="Courier New" w:hAnsi="Courier New" w:cs="Courier New"/>
@@ -5443,6 +6088,7 @@
         </w:rPr>
         <w:t>IOException</w:t>
       </w:r>
+      <w:proofErr w:type="spellEnd"/>
       <w:r>
         <w:rPr>
           <w:rFonts w:ascii="Courier New" w:hAnsi="Courier New" w:cs="Courier New"/>
@@ -5478,7 +6124,39 @@
           <w:rFonts w:ascii="Courier New" w:hAnsi="Courier New" w:cs="Courier New"/>
           <w:color w:val="444444"/>
         </w:rPr>
-        <w:t xml:space="preserve"> studentName = request.getParameter(</w:t>
+        <w:t xml:space="preserve"> </w:t>
+      </w:r>
+      <w:proofErr w:type="spellStart"/>
+      <w:r>
+        <w:rPr>
+          <w:rFonts w:ascii="Courier New" w:hAnsi="Courier New" w:cs="Courier New"/>
+          <w:color w:val="444444"/>
+        </w:rPr>
+        <w:t>studentName</w:t>
+      </w:r>
+      <w:proofErr w:type="spellEnd"/>
+      <w:r>
+        <w:rPr>
+          <w:rFonts w:ascii="Courier New" w:hAnsi="Courier New" w:cs="Courier New"/>
+          <w:color w:val="444444"/>
+        </w:rPr>
+        <w:t xml:space="preserve"> = </w:t>
+      </w:r>
+      <w:proofErr w:type="spellStart"/>
+      <w:r>
+        <w:rPr>
+          <w:rFonts w:ascii="Courier New" w:hAnsi="Courier New" w:cs="Courier New"/>
+          <w:color w:val="444444"/>
+        </w:rPr>
+        <w:t>request.getParameter</w:t>
+      </w:r>
+      <w:proofErr w:type="spellEnd"/>
+      <w:r>
+        <w:rPr>
+          <w:rFonts w:ascii="Courier New" w:hAnsi="Courier New" w:cs="Courier New"/>
+          <w:color w:val="444444"/>
+        </w:rPr>
+        <w:t>(</w:t>
       </w:r>
       <w:r>
         <w:rPr>
@@ -5514,7 +6192,39 @@
           <w:rFonts w:ascii="Courier New" w:hAnsi="Courier New" w:cs="Courier New"/>
           <w:color w:val="444444"/>
         </w:rPr>
-        <w:t xml:space="preserve"> matricNum = request.getParameter(</w:t>
+        <w:t xml:space="preserve"> </w:t>
+      </w:r>
+      <w:proofErr w:type="spellStart"/>
+      <w:r>
+        <w:rPr>
+          <w:rFonts w:ascii="Courier New" w:hAnsi="Courier New" w:cs="Courier New"/>
+          <w:color w:val="444444"/>
+        </w:rPr>
+        <w:t>matricNum</w:t>
+      </w:r>
+      <w:proofErr w:type="spellEnd"/>
+      <w:r>
+        <w:rPr>
+          <w:rFonts w:ascii="Courier New" w:hAnsi="Courier New" w:cs="Courier New"/>
+          <w:color w:val="444444"/>
+        </w:rPr>
+        <w:t xml:space="preserve"> = </w:t>
+      </w:r>
+      <w:proofErr w:type="spellStart"/>
+      <w:r>
+        <w:rPr>
+          <w:rFonts w:ascii="Courier New" w:hAnsi="Courier New" w:cs="Courier New"/>
+          <w:color w:val="444444"/>
+        </w:rPr>
+        <w:t>request.getParameter</w:t>
+      </w:r>
+      <w:proofErr w:type="spellEnd"/>
+      <w:r>
+        <w:rPr>
+          <w:rFonts w:ascii="Courier New" w:hAnsi="Courier New" w:cs="Courier New"/>
+          <w:color w:val="444444"/>
+        </w:rPr>
+        <w:t>(</w:t>
       </w:r>
       <w:r>
         <w:rPr>
@@ -5550,7 +6260,23 @@
           <w:rFonts w:ascii="Courier New" w:hAnsi="Courier New" w:cs="Courier New"/>
           <w:color w:val="444444"/>
         </w:rPr>
-        <w:t xml:space="preserve"> club = request.getParameter(</w:t>
+        <w:t xml:space="preserve"> club = </w:t>
+      </w:r>
+      <w:proofErr w:type="spellStart"/>
+      <w:r>
+        <w:rPr>
+          <w:rFonts w:ascii="Courier New" w:hAnsi="Courier New" w:cs="Courier New"/>
+          <w:color w:val="444444"/>
+        </w:rPr>
+        <w:t>request.getParameter</w:t>
+      </w:r>
+      <w:proofErr w:type="spellEnd"/>
+      <w:r>
+        <w:rPr>
+          <w:rFonts w:ascii="Courier New" w:hAnsi="Courier New" w:cs="Courier New"/>
+          <w:color w:val="444444"/>
+        </w:rPr>
+        <w:t>(</w:t>
       </w:r>
       <w:r>
         <w:rPr>
@@ -5612,6 +6338,7 @@
         <w:br/>
         <w:t xml:space="preserve">        </w:t>
       </w:r>
+      <w:proofErr w:type="spellStart"/>
       <w:r>
         <w:rPr>
           <w:rFonts w:ascii="Courier New" w:hAnsi="Courier New" w:cs="Courier New"/>
@@ -5619,12 +6346,29 @@
         </w:rPr>
         <w:t>HttpSession</w:t>
       </w:r>
-      <w:r>
-        <w:rPr>
-          <w:rFonts w:ascii="Courier New" w:hAnsi="Courier New" w:cs="Courier New"/>
-          <w:color w:val="444444"/>
-        </w:rPr>
-        <w:t xml:space="preserve"> session = request.getSession(</w:t>
+      <w:proofErr w:type="spellEnd"/>
+      <w:r>
+        <w:rPr>
+          <w:rFonts w:ascii="Courier New" w:hAnsi="Courier New" w:cs="Courier New"/>
+          <w:color w:val="444444"/>
+        </w:rPr>
+        <w:t xml:space="preserve"> session = </w:t>
+      </w:r>
+      <w:proofErr w:type="spellStart"/>
+      <w:r>
+        <w:rPr>
+          <w:rFonts w:ascii="Courier New" w:hAnsi="Courier New" w:cs="Courier New"/>
+          <w:color w:val="444444"/>
+        </w:rPr>
+        <w:t>request.getSession</w:t>
+      </w:r>
+      <w:proofErr w:type="spellEnd"/>
+      <w:r>
+        <w:rPr>
+          <w:rFonts w:ascii="Courier New" w:hAnsi="Courier New" w:cs="Courier New"/>
+          <w:color w:val="444444"/>
+        </w:rPr>
+        <w:t>(</w:t>
       </w:r>
       <w:r>
         <w:rPr>
@@ -5671,6 +6415,7 @@
         <w:br/>
         <w:t xml:space="preserve">        </w:t>
       </w:r>
+      <w:proofErr w:type="spellStart"/>
       <w:r>
         <w:rPr>
           <w:rFonts w:ascii="Courier New" w:hAnsi="Courier New" w:cs="Courier New"/>
@@ -5678,6 +6423,7 @@
         </w:rPr>
         <w:t>ArrayList</w:t>
       </w:r>
+      <w:proofErr w:type="spellEnd"/>
       <w:r>
         <w:rPr>
           <w:rFonts w:ascii="Courier New" w:hAnsi="Courier New" w:cs="Courier New"/>
@@ -5697,8 +6443,25 @@
           <w:rFonts w:ascii="Courier New" w:hAnsi="Courier New" w:cs="Courier New"/>
           <w:color w:val="444444"/>
         </w:rPr>
-        <w:t>&gt; studentList = (</w:t>
-      </w:r>
+        <w:t xml:space="preserve">&gt; </w:t>
+      </w:r>
+      <w:proofErr w:type="spellStart"/>
+      <w:r>
+        <w:rPr>
+          <w:rFonts w:ascii="Courier New" w:hAnsi="Courier New" w:cs="Courier New"/>
+          <w:color w:val="444444"/>
+        </w:rPr>
+        <w:t>studentList</w:t>
+      </w:r>
+      <w:proofErr w:type="spellEnd"/>
+      <w:r>
+        <w:rPr>
+          <w:rFonts w:ascii="Courier New" w:hAnsi="Courier New" w:cs="Courier New"/>
+          <w:color w:val="444444"/>
+        </w:rPr>
+        <w:t xml:space="preserve"> = (</w:t>
+      </w:r>
+      <w:proofErr w:type="spellStart"/>
       <w:r>
         <w:rPr>
           <w:rFonts w:ascii="Courier New" w:hAnsi="Courier New" w:cs="Courier New"/>
@@ -5706,6 +6469,7 @@
         </w:rPr>
         <w:t>ArrayList</w:t>
       </w:r>
+      <w:proofErr w:type="spellEnd"/>
       <w:r>
         <w:rPr>
           <w:rFonts w:ascii="Courier New" w:hAnsi="Courier New" w:cs="Courier New"/>
@@ -5725,14 +6489,46 @@
           <w:rFonts w:ascii="Courier New" w:hAnsi="Courier New" w:cs="Courier New"/>
           <w:color w:val="444444"/>
         </w:rPr>
-        <w:t>&gt;) session.getAttribute(</w:t>
-      </w:r>
-      <w:r>
-        <w:rPr>
-          <w:rFonts w:ascii="Courier New" w:hAnsi="Courier New" w:cs="Courier New"/>
-          <w:color w:val="880000"/>
-        </w:rPr>
-        <w:t>"studentList"</w:t>
+        <w:t xml:space="preserve">&gt;) </w:t>
+      </w:r>
+      <w:proofErr w:type="spellStart"/>
+      <w:r>
+        <w:rPr>
+          <w:rFonts w:ascii="Courier New" w:hAnsi="Courier New" w:cs="Courier New"/>
+          <w:color w:val="444444"/>
+        </w:rPr>
+        <w:t>session.getAttribute</w:t>
+      </w:r>
+      <w:proofErr w:type="spellEnd"/>
+      <w:r>
+        <w:rPr>
+          <w:rFonts w:ascii="Courier New" w:hAnsi="Courier New" w:cs="Courier New"/>
+          <w:color w:val="444444"/>
+        </w:rPr>
+        <w:t>(</w:t>
+      </w:r>
+      <w:r>
+        <w:rPr>
+          <w:rFonts w:ascii="Courier New" w:hAnsi="Courier New" w:cs="Courier New"/>
+          <w:color w:val="880000"/>
+        </w:rPr>
+        <w:t>"</w:t>
+      </w:r>
+      <w:proofErr w:type="spellStart"/>
+      <w:r>
+        <w:rPr>
+          <w:rFonts w:ascii="Courier New" w:hAnsi="Courier New" w:cs="Courier New"/>
+          <w:color w:val="880000"/>
+        </w:rPr>
+        <w:t>studentList</w:t>
+      </w:r>
+      <w:proofErr w:type="spellEnd"/>
+      <w:r>
+        <w:rPr>
+          <w:rFonts w:ascii="Courier New" w:hAnsi="Courier New" w:cs="Courier New"/>
+          <w:color w:val="880000"/>
+        </w:rPr>
+        <w:t>"</w:t>
       </w:r>
       <w:r>
         <w:rPr>
@@ -5770,7 +6566,23 @@
           <w:rFonts w:ascii="Courier New" w:hAnsi="Courier New" w:cs="Courier New"/>
           <w:color w:val="444444"/>
         </w:rPr>
-        <w:t xml:space="preserve"> (studentList == </w:t>
+        <w:t xml:space="preserve"> (</w:t>
+      </w:r>
+      <w:proofErr w:type="spellStart"/>
+      <w:r>
+        <w:rPr>
+          <w:rFonts w:ascii="Courier New" w:hAnsi="Courier New" w:cs="Courier New"/>
+          <w:color w:val="444444"/>
+        </w:rPr>
+        <w:t>studentList</w:t>
+      </w:r>
+      <w:proofErr w:type="spellEnd"/>
+      <w:r>
+        <w:rPr>
+          <w:rFonts w:ascii="Courier New" w:hAnsi="Courier New" w:cs="Courier New"/>
+          <w:color w:val="444444"/>
+        </w:rPr>
+        <w:t xml:space="preserve"> == </w:t>
       </w:r>
       <w:r>
         <w:rPr>
@@ -5792,7 +6604,23 @@
           <w:color w:val="444444"/>
         </w:rPr>
         <w:br/>
-        <w:t xml:space="preserve">            studentList = </w:t>
+        <w:t xml:space="preserve">            </w:t>
+      </w:r>
+      <w:proofErr w:type="spellStart"/>
+      <w:r>
+        <w:rPr>
+          <w:rFonts w:ascii="Courier New" w:hAnsi="Courier New" w:cs="Courier New"/>
+          <w:color w:val="444444"/>
+        </w:rPr>
+        <w:t>studentList</w:t>
+      </w:r>
+      <w:proofErr w:type="spellEnd"/>
+      <w:r>
+        <w:rPr>
+          <w:rFonts w:ascii="Courier New" w:hAnsi="Courier New" w:cs="Courier New"/>
+          <w:color w:val="444444"/>
+        </w:rPr>
+        <w:t xml:space="preserve"> = </w:t>
       </w:r>
       <w:r>
         <w:rPr>
@@ -5809,6 +6637,7 @@
         </w:rPr>
         <w:t xml:space="preserve"> </w:t>
       </w:r>
+      <w:proofErr w:type="spellStart"/>
       <w:r>
         <w:rPr>
           <w:rFonts w:ascii="Courier New" w:hAnsi="Courier New" w:cs="Courier New"/>
@@ -5816,6 +6645,7 @@
         </w:rPr>
         <w:t>ArrayList</w:t>
       </w:r>
+      <w:proofErr w:type="spellEnd"/>
       <w:r>
         <w:rPr>
           <w:rFonts w:ascii="Courier New" w:hAnsi="Courier New" w:cs="Courier New"/>
@@ -5845,7 +6675,23 @@
           <w:color w:val="444444"/>
         </w:rPr>
         <w:br/>
-        <w:t xml:space="preserve">        studentList.add(</w:t>
+        <w:t xml:space="preserve">        </w:t>
+      </w:r>
+      <w:proofErr w:type="spellStart"/>
+      <w:r>
+        <w:rPr>
+          <w:rFonts w:ascii="Courier New" w:hAnsi="Courier New" w:cs="Courier New"/>
+          <w:color w:val="444444"/>
+        </w:rPr>
+        <w:t>studentList.add</w:t>
+      </w:r>
+      <w:proofErr w:type="spellEnd"/>
+      <w:r>
+        <w:rPr>
+          <w:rFonts w:ascii="Courier New" w:hAnsi="Courier New" w:cs="Courier New"/>
+          <w:color w:val="444444"/>
+        </w:rPr>
+        <w:t>(</w:t>
       </w:r>
       <w:r>
         <w:rPr>
@@ -5874,7 +6720,39 @@
           <w:rFonts w:ascii="Courier New" w:hAnsi="Courier New" w:cs="Courier New"/>
           <w:color w:val="444444"/>
         </w:rPr>
-        <w:t>(studentName, matricNum, club));</w:t>
+        <w:t>(</w:t>
+      </w:r>
+      <w:proofErr w:type="spellStart"/>
+      <w:r>
+        <w:rPr>
+          <w:rFonts w:ascii="Courier New" w:hAnsi="Courier New" w:cs="Courier New"/>
+          <w:color w:val="444444"/>
+        </w:rPr>
+        <w:t>studentName</w:t>
+      </w:r>
+      <w:proofErr w:type="spellEnd"/>
+      <w:r>
+        <w:rPr>
+          <w:rFonts w:ascii="Courier New" w:hAnsi="Courier New" w:cs="Courier New"/>
+          <w:color w:val="444444"/>
+        </w:rPr>
+        <w:t xml:space="preserve">, </w:t>
+      </w:r>
+      <w:proofErr w:type="spellStart"/>
+      <w:r>
+        <w:rPr>
+          <w:rFonts w:ascii="Courier New" w:hAnsi="Courier New" w:cs="Courier New"/>
+          <w:color w:val="444444"/>
+        </w:rPr>
+        <w:t>matricNum</w:t>
+      </w:r>
+      <w:proofErr w:type="spellEnd"/>
+      <w:r>
+        <w:rPr>
+          <w:rFonts w:ascii="Courier New" w:hAnsi="Courier New" w:cs="Courier New"/>
+          <w:color w:val="444444"/>
+        </w:rPr>
+        <w:t>, club));</w:t>
       </w:r>
       <w:r>
         <w:rPr>
@@ -5897,29 +6775,23 @@
           <w:rFonts w:ascii="Courier New" w:hAnsi="Courier New" w:cs="Courier New"/>
           <w:color w:val="888888"/>
         </w:rPr>
-        <w:t>// Save and upadte list into the session</w:t>
-      </w:r>
-      <w:r>
-        <w:rPr>
-          <w:rFonts w:ascii="Courier New" w:hAnsi="Courier New" w:cs="Courier New"/>
-          <w:color w:val="444444"/>
-        </w:rPr>
-        <w:br/>
-        <w:t xml:space="preserve">        session.setAttribute(</w:t>
-      </w:r>
-      <w:r>
-        <w:rPr>
-          <w:rFonts w:ascii="Courier New" w:hAnsi="Courier New" w:cs="Courier New"/>
-          <w:color w:val="880000"/>
-        </w:rPr>
-        <w:t>"studentList"</w:t>
-      </w:r>
-      <w:r>
-        <w:rPr>
-          <w:rFonts w:ascii="Courier New" w:hAnsi="Courier New" w:cs="Courier New"/>
-          <w:color w:val="444444"/>
-        </w:rPr>
-        <w:t>, studentList);</w:t>
+        <w:t xml:space="preserve">// Save and </w:t>
+      </w:r>
+      <w:proofErr w:type="spellStart"/>
+      <w:r>
+        <w:rPr>
+          <w:rFonts w:ascii="Courier New" w:hAnsi="Courier New" w:cs="Courier New"/>
+          <w:color w:val="888888"/>
+        </w:rPr>
+        <w:t>upadte</w:t>
+      </w:r>
+      <w:proofErr w:type="spellEnd"/>
+      <w:r>
+        <w:rPr>
+          <w:rFonts w:ascii="Courier New" w:hAnsi="Courier New" w:cs="Courier New"/>
+          <w:color w:val="888888"/>
+        </w:rPr>
+        <w:t xml:space="preserve"> list into the session</w:t>
       </w:r>
       <w:r>
         <w:rPr>
@@ -5929,6 +6801,68 @@
         <w:br/>
         <w:t xml:space="preserve">        </w:t>
       </w:r>
+      <w:proofErr w:type="spellStart"/>
+      <w:r>
+        <w:rPr>
+          <w:rFonts w:ascii="Courier New" w:hAnsi="Courier New" w:cs="Courier New"/>
+          <w:color w:val="444444"/>
+        </w:rPr>
+        <w:t>session.setAttribute</w:t>
+      </w:r>
+      <w:proofErr w:type="spellEnd"/>
+      <w:r>
+        <w:rPr>
+          <w:rFonts w:ascii="Courier New" w:hAnsi="Courier New" w:cs="Courier New"/>
+          <w:color w:val="444444"/>
+        </w:rPr>
+        <w:t>(</w:t>
+      </w:r>
+      <w:r>
+        <w:rPr>
+          <w:rFonts w:ascii="Courier New" w:hAnsi="Courier New" w:cs="Courier New"/>
+          <w:color w:val="880000"/>
+        </w:rPr>
+        <w:t>"</w:t>
+      </w:r>
+      <w:proofErr w:type="spellStart"/>
+      <w:r>
+        <w:rPr>
+          <w:rFonts w:ascii="Courier New" w:hAnsi="Courier New" w:cs="Courier New"/>
+          <w:color w:val="880000"/>
+        </w:rPr>
+        <w:t>studentList</w:t>
+      </w:r>
+      <w:proofErr w:type="spellEnd"/>
+      <w:r>
+        <w:rPr>
+          <w:rFonts w:ascii="Courier New" w:hAnsi="Courier New" w:cs="Courier New"/>
+          <w:color w:val="880000"/>
+        </w:rPr>
+        <w:t>"</w:t>
+      </w:r>
+      <w:r>
+        <w:rPr>
+          <w:rFonts w:ascii="Courier New" w:hAnsi="Courier New" w:cs="Courier New"/>
+          <w:color w:val="444444"/>
+        </w:rPr>
+        <w:t xml:space="preserve">, </w:t>
+      </w:r>
+      <w:proofErr w:type="spellStart"/>
+      <w:r>
+        <w:rPr>
+          <w:rFonts w:ascii="Courier New" w:hAnsi="Courier New" w:cs="Courier New"/>
+          <w:color w:val="444444"/>
+        </w:rPr>
+        <w:t>studentList</w:t>
+      </w:r>
+      <w:proofErr w:type="spellEnd"/>
+      <w:r>
+        <w:rPr>
+          <w:rFonts w:ascii="Courier New" w:hAnsi="Courier New" w:cs="Courier New"/>
+          <w:color w:val="444444"/>
+        </w:rPr>
+        <w:t>);</w:t>
+      </w:r>
       <w:r>
         <w:rPr>
           <w:rFonts w:ascii="Courier New" w:hAnsi="Courier New" w:cs="Courier New"/>
@@ -5940,6 +6874,14 @@
       <w:r>
         <w:rPr>
           <w:rFonts w:ascii="Courier New" w:hAnsi="Courier New" w:cs="Courier New"/>
+          <w:color w:val="444444"/>
+        </w:rPr>
+        <w:br/>
+        <w:t xml:space="preserve">        </w:t>
+      </w:r>
+      <w:r>
+        <w:rPr>
+          <w:rFonts w:ascii="Courier New" w:hAnsi="Courier New" w:cs="Courier New"/>
           <w:color w:val="888888"/>
         </w:rPr>
         <w:t>// Redirect to other page to display result</w:t>
@@ -5950,14 +6892,46 @@
           <w:color w:val="444444"/>
         </w:rPr>
         <w:br/>
-        <w:t xml:space="preserve">        response.sendRedirect(</w:t>
-      </w:r>
-      <w:r>
-        <w:rPr>
-          <w:rFonts w:ascii="Courier New" w:hAnsi="Courier New" w:cs="Courier New"/>
-          <w:color w:val="880000"/>
-        </w:rPr>
-        <w:t>"memberDirectory.jsp"</w:t>
+        <w:t xml:space="preserve">        </w:t>
+      </w:r>
+      <w:proofErr w:type="spellStart"/>
+      <w:r>
+        <w:rPr>
+          <w:rFonts w:ascii="Courier New" w:hAnsi="Courier New" w:cs="Courier New"/>
+          <w:color w:val="444444"/>
+        </w:rPr>
+        <w:t>response.sendRedirect</w:t>
+      </w:r>
+      <w:proofErr w:type="spellEnd"/>
+      <w:r>
+        <w:rPr>
+          <w:rFonts w:ascii="Courier New" w:hAnsi="Courier New" w:cs="Courier New"/>
+          <w:color w:val="444444"/>
+        </w:rPr>
+        <w:t>(</w:t>
+      </w:r>
+      <w:r>
+        <w:rPr>
+          <w:rFonts w:ascii="Courier New" w:hAnsi="Courier New" w:cs="Courier New"/>
+          <w:color w:val="880000"/>
+        </w:rPr>
+        <w:t>"</w:t>
+      </w:r>
+      <w:proofErr w:type="spellStart"/>
+      <w:r>
+        <w:rPr>
+          <w:rFonts w:ascii="Courier New" w:hAnsi="Courier New" w:cs="Courier New"/>
+          <w:color w:val="880000"/>
+        </w:rPr>
+        <w:t>memberDirectory.jsp</w:t>
+      </w:r>
+      <w:proofErr w:type="spellEnd"/>
+      <w:r>
+        <w:rPr>
+          <w:rFonts w:ascii="Courier New" w:hAnsi="Courier New" w:cs="Courier New"/>
+          <w:color w:val="880000"/>
+        </w:rPr>
+        <w:t>"</w:t>
       </w:r>
       <w:r>
         <w:rPr>
@@ -6006,6 +6980,7 @@
           <w:lang w:eastAsia="zh-CN"/>
         </w:rPr>
       </w:pPr>
+      <w:proofErr w:type="spellStart"/>
       <w:r>
         <w:rPr>
           <w:rFonts w:eastAsiaTheme="minorEastAsia" w:hint="eastAsia"/>
@@ -6013,6 +6988,7 @@
         </w:rPr>
         <w:t>MemberDirectory.jsp</w:t>
       </w:r>
+      <w:proofErr w:type="spellEnd"/>
     </w:p>
     <w:p>
       <w:pPr>
@@ -6053,7 +7029,23 @@
           <w:rFonts w:ascii="Courier New" w:hAnsi="Courier New" w:cs="Courier New"/>
           <w:color w:val="880000"/>
         </w:rPr>
-        <w:t>"java.util.ArrayList"</w:t>
+        <w:t>"</w:t>
+      </w:r>
+      <w:proofErr w:type="spellStart"/>
+      <w:r>
+        <w:rPr>
+          <w:rFonts w:ascii="Courier New" w:hAnsi="Courier New" w:cs="Courier New"/>
+          <w:color w:val="880000"/>
+        </w:rPr>
+        <w:t>java.util.ArrayList</w:t>
+      </w:r>
+      <w:proofErr w:type="spellEnd"/>
+      <w:r>
+        <w:rPr>
+          <w:rFonts w:ascii="Courier New" w:hAnsi="Courier New" w:cs="Courier New"/>
+          <w:color w:val="880000"/>
+        </w:rPr>
+        <w:t>"</w:t>
       </w:r>
       <w:r>
         <w:rPr>
@@ -6083,7 +7075,23 @@
           <w:rFonts w:ascii="Courier New" w:hAnsi="Courier New" w:cs="Courier New"/>
           <w:color w:val="444444"/>
         </w:rPr>
-        <w:t>@page contentType=</w:t>
+        <w:t xml:space="preserve">@page </w:t>
+      </w:r>
+      <w:proofErr w:type="spellStart"/>
+      <w:r>
+        <w:rPr>
+          <w:rFonts w:ascii="Courier New" w:hAnsi="Courier New" w:cs="Courier New"/>
+          <w:color w:val="444444"/>
+        </w:rPr>
+        <w:t>contentType</w:t>
+      </w:r>
+      <w:proofErr w:type="spellEnd"/>
+      <w:r>
+        <w:rPr>
+          <w:rFonts w:ascii="Courier New" w:hAnsi="Courier New" w:cs="Courier New"/>
+          <w:color w:val="444444"/>
+        </w:rPr>
+        <w:t>=</w:t>
       </w:r>
       <w:r>
         <w:rPr>
@@ -6097,7 +7105,23 @@
           <w:rFonts w:ascii="Courier New" w:hAnsi="Courier New" w:cs="Courier New"/>
           <w:color w:val="444444"/>
         </w:rPr>
-        <w:t xml:space="preserve"> pageEncoding=</w:t>
+        <w:t xml:space="preserve"> </w:t>
+      </w:r>
+      <w:proofErr w:type="spellStart"/>
+      <w:r>
+        <w:rPr>
+          <w:rFonts w:ascii="Courier New" w:hAnsi="Courier New" w:cs="Courier New"/>
+          <w:color w:val="444444"/>
+        </w:rPr>
+        <w:t>pageEncoding</w:t>
+      </w:r>
+      <w:proofErr w:type="spellEnd"/>
+      <w:r>
+        <w:rPr>
+          <w:rFonts w:ascii="Courier New" w:hAnsi="Courier New" w:cs="Courier New"/>
+          <w:color w:val="444444"/>
+        </w:rPr>
+        <w:t>=</w:t>
       </w:r>
       <w:r>
         <w:rPr>
@@ -6141,7 +7165,23 @@
           <w:rFonts w:ascii="Courier New" w:hAnsi="Courier New" w:cs="Courier New"/>
           <w:color w:val="880000"/>
         </w:rPr>
-        <w:t>"com.object.Student"</w:t>
+        <w:t>"</w:t>
+      </w:r>
+      <w:proofErr w:type="spellStart"/>
+      <w:r>
+        <w:rPr>
+          <w:rFonts w:ascii="Courier New" w:hAnsi="Courier New" w:cs="Courier New"/>
+          <w:color w:val="880000"/>
+        </w:rPr>
+        <w:t>com.object.Student</w:t>
+      </w:r>
+      <w:proofErr w:type="spellEnd"/>
+      <w:r>
+        <w:rPr>
+          <w:rFonts w:ascii="Courier New" w:hAnsi="Courier New" w:cs="Courier New"/>
+          <w:color w:val="880000"/>
+        </w:rPr>
+        <w:t>"</w:t>
       </w:r>
       <w:r>
         <w:rPr>
@@ -6231,7 +7271,23 @@
           <w:rFonts w:ascii="Courier New" w:hAnsi="Courier New" w:cs="Courier New"/>
           <w:color w:val="444444"/>
         </w:rPr>
-        <w:t xml:space="preserve"> http-equiv=</w:t>
+        <w:t xml:space="preserve"> http-</w:t>
+      </w:r>
+      <w:proofErr w:type="spellStart"/>
+      <w:r>
+        <w:rPr>
+          <w:rFonts w:ascii="Courier New" w:hAnsi="Courier New" w:cs="Courier New"/>
+          <w:color w:val="444444"/>
+        </w:rPr>
+        <w:t>equiv</w:t>
+      </w:r>
+      <w:proofErr w:type="spellEnd"/>
+      <w:r>
+        <w:rPr>
+          <w:rFonts w:ascii="Courier New" w:hAnsi="Courier New" w:cs="Courier New"/>
+          <w:color w:val="444444"/>
+        </w:rPr>
+        <w:t>=</w:t>
       </w:r>
       <w:r>
         <w:rPr>
@@ -6473,6 +7529,7 @@
         <w:br/>
         <w:t xml:space="preserve">                &lt;</w:t>
       </w:r>
+      <w:proofErr w:type="spellStart"/>
       <w:r>
         <w:rPr>
           <w:rFonts w:ascii="Courier New" w:hAnsi="Courier New" w:cs="Courier New"/>
@@ -6481,6 +7538,7 @@
         </w:rPr>
         <w:t>th</w:t>
       </w:r>
+      <w:proofErr w:type="spellEnd"/>
       <w:r>
         <w:rPr>
           <w:rFonts w:ascii="Courier New" w:hAnsi="Courier New" w:cs="Courier New"/>
@@ -6488,6 +7546,7 @@
         </w:rPr>
         <w:t>&gt;Student Name&lt;/</w:t>
       </w:r>
+      <w:proofErr w:type="spellStart"/>
       <w:r>
         <w:rPr>
           <w:rFonts w:ascii="Courier New" w:hAnsi="Courier New" w:cs="Courier New"/>
@@ -6496,6 +7555,7 @@
         </w:rPr>
         <w:t>th</w:t>
       </w:r>
+      <w:proofErr w:type="spellEnd"/>
       <w:r>
         <w:rPr>
           <w:rFonts w:ascii="Courier New" w:hAnsi="Courier New" w:cs="Courier New"/>
@@ -6511,6 +7571,7 @@
         <w:br/>
         <w:t xml:space="preserve">                &lt;</w:t>
       </w:r>
+      <w:proofErr w:type="spellStart"/>
       <w:r>
         <w:rPr>
           <w:rFonts w:ascii="Courier New" w:hAnsi="Courier New" w:cs="Courier New"/>
@@ -6519,6 +7580,7 @@
         </w:rPr>
         <w:t>th</w:t>
       </w:r>
+      <w:proofErr w:type="spellEnd"/>
       <w:r>
         <w:rPr>
           <w:rFonts w:ascii="Courier New" w:hAnsi="Courier New" w:cs="Courier New"/>
@@ -6526,6 +7588,7 @@
         </w:rPr>
         <w:t>&gt;Matric Number&lt;/</w:t>
       </w:r>
+      <w:proofErr w:type="spellStart"/>
       <w:r>
         <w:rPr>
           <w:rFonts w:ascii="Courier New" w:hAnsi="Courier New" w:cs="Courier New"/>
@@ -6534,6 +7597,7 @@
         </w:rPr>
         <w:t>th</w:t>
       </w:r>
+      <w:proofErr w:type="spellEnd"/>
       <w:r>
         <w:rPr>
           <w:rFonts w:ascii="Courier New" w:hAnsi="Courier New" w:cs="Courier New"/>
@@ -6549,6 +7613,7 @@
         <w:br/>
         <w:t xml:space="preserve">                &lt;</w:t>
       </w:r>
+      <w:proofErr w:type="spellStart"/>
       <w:r>
         <w:rPr>
           <w:rFonts w:ascii="Courier New" w:hAnsi="Courier New" w:cs="Courier New"/>
@@ -6557,6 +7622,7 @@
         </w:rPr>
         <w:t>th</w:t>
       </w:r>
+      <w:proofErr w:type="spellEnd"/>
       <w:r>
         <w:rPr>
           <w:rFonts w:ascii="Courier New" w:hAnsi="Courier New" w:cs="Courier New"/>
@@ -6564,6 +7630,7 @@
         </w:rPr>
         <w:t>&gt;Club&lt;/</w:t>
       </w:r>
+      <w:proofErr w:type="spellStart"/>
       <w:r>
         <w:rPr>
           <w:rFonts w:ascii="Courier New" w:hAnsi="Courier New" w:cs="Courier New"/>
@@ -6572,6 +7639,7 @@
         </w:rPr>
         <w:t>th</w:t>
       </w:r>
+      <w:proofErr w:type="spellEnd"/>
       <w:r>
         <w:rPr>
           <w:rFonts w:ascii="Courier New" w:hAnsi="Courier New" w:cs="Courier New"/>
@@ -6639,14 +7707,62 @@
           <w:rFonts w:ascii="Courier New" w:hAnsi="Courier New" w:cs="Courier New"/>
           <w:color w:val="444444"/>
         </w:rPr>
-        <w:t xml:space="preserve"> ((ArrayList&lt;Student&gt;) session.getAttribute(</w:t>
-      </w:r>
-      <w:r>
-        <w:rPr>
-          <w:rFonts w:ascii="Courier New" w:hAnsi="Courier New" w:cs="Courier New"/>
-          <w:color w:val="880000"/>
-        </w:rPr>
-        <w:t>"studentList"</w:t>
+        <w:t xml:space="preserve"> ((</w:t>
+      </w:r>
+      <w:proofErr w:type="spellStart"/>
+      <w:r>
+        <w:rPr>
+          <w:rFonts w:ascii="Courier New" w:hAnsi="Courier New" w:cs="Courier New"/>
+          <w:color w:val="444444"/>
+        </w:rPr>
+        <w:t>ArrayList</w:t>
+      </w:r>
+      <w:proofErr w:type="spellEnd"/>
+      <w:r>
+        <w:rPr>
+          <w:rFonts w:ascii="Courier New" w:hAnsi="Courier New" w:cs="Courier New"/>
+          <w:color w:val="444444"/>
+        </w:rPr>
+        <w:t xml:space="preserve">&lt;Student&gt;) </w:t>
+      </w:r>
+      <w:proofErr w:type="spellStart"/>
+      <w:r>
+        <w:rPr>
+          <w:rFonts w:ascii="Courier New" w:hAnsi="Courier New" w:cs="Courier New"/>
+          <w:color w:val="444444"/>
+        </w:rPr>
+        <w:t>session.getAttribute</w:t>
+      </w:r>
+      <w:proofErr w:type="spellEnd"/>
+      <w:r>
+        <w:rPr>
+          <w:rFonts w:ascii="Courier New" w:hAnsi="Courier New" w:cs="Courier New"/>
+          <w:color w:val="444444"/>
+        </w:rPr>
+        <w:t>(</w:t>
+      </w:r>
+      <w:r>
+        <w:rPr>
+          <w:rFonts w:ascii="Courier New" w:hAnsi="Courier New" w:cs="Courier New"/>
+          <w:color w:val="880000"/>
+        </w:rPr>
+        <w:t>"</w:t>
+      </w:r>
+      <w:proofErr w:type="spellStart"/>
+      <w:r>
+        <w:rPr>
+          <w:rFonts w:ascii="Courier New" w:hAnsi="Courier New" w:cs="Courier New"/>
+          <w:color w:val="880000"/>
+        </w:rPr>
+        <w:t>studentList</w:t>
+      </w:r>
+      <w:proofErr w:type="spellEnd"/>
+      <w:r>
+        <w:rPr>
+          <w:rFonts w:ascii="Courier New" w:hAnsi="Courier New" w:cs="Courier New"/>
+          <w:color w:val="880000"/>
+        </w:rPr>
+        <w:t>"</w:t>
       </w:r>
       <w:r>
         <w:rPr>
@@ -6661,14 +7777,94 @@
           <w:color w:val="444444"/>
         </w:rPr>
         <w:br/>
-        <w:t xml:space="preserve">                    ArrayList&lt;Student&gt; studentList = (ArrayList&lt;Student&gt;) session.getAttribute(</w:t>
-      </w:r>
-      <w:r>
-        <w:rPr>
-          <w:rFonts w:ascii="Courier New" w:hAnsi="Courier New" w:cs="Courier New"/>
-          <w:color w:val="880000"/>
-        </w:rPr>
-        <w:t>"studentList"</w:t>
+        <w:t xml:space="preserve">                    </w:t>
+      </w:r>
+      <w:proofErr w:type="spellStart"/>
+      <w:r>
+        <w:rPr>
+          <w:rFonts w:ascii="Courier New" w:hAnsi="Courier New" w:cs="Courier New"/>
+          <w:color w:val="444444"/>
+        </w:rPr>
+        <w:t>ArrayList</w:t>
+      </w:r>
+      <w:proofErr w:type="spellEnd"/>
+      <w:r>
+        <w:rPr>
+          <w:rFonts w:ascii="Courier New" w:hAnsi="Courier New" w:cs="Courier New"/>
+          <w:color w:val="444444"/>
+        </w:rPr>
+        <w:t xml:space="preserve">&lt;Student&gt; </w:t>
+      </w:r>
+      <w:proofErr w:type="spellStart"/>
+      <w:r>
+        <w:rPr>
+          <w:rFonts w:ascii="Courier New" w:hAnsi="Courier New" w:cs="Courier New"/>
+          <w:color w:val="444444"/>
+        </w:rPr>
+        <w:t>studentList</w:t>
+      </w:r>
+      <w:proofErr w:type="spellEnd"/>
+      <w:r>
+        <w:rPr>
+          <w:rFonts w:ascii="Courier New" w:hAnsi="Courier New" w:cs="Courier New"/>
+          <w:color w:val="444444"/>
+        </w:rPr>
+        <w:t xml:space="preserve"> = (</w:t>
+      </w:r>
+      <w:proofErr w:type="spellStart"/>
+      <w:r>
+        <w:rPr>
+          <w:rFonts w:ascii="Courier New" w:hAnsi="Courier New" w:cs="Courier New"/>
+          <w:color w:val="444444"/>
+        </w:rPr>
+        <w:t>ArrayList</w:t>
+      </w:r>
+      <w:proofErr w:type="spellEnd"/>
+      <w:r>
+        <w:rPr>
+          <w:rFonts w:ascii="Courier New" w:hAnsi="Courier New" w:cs="Courier New"/>
+          <w:color w:val="444444"/>
+        </w:rPr>
+        <w:t xml:space="preserve">&lt;Student&gt;) </w:t>
+      </w:r>
+      <w:proofErr w:type="spellStart"/>
+      <w:r>
+        <w:rPr>
+          <w:rFonts w:ascii="Courier New" w:hAnsi="Courier New" w:cs="Courier New"/>
+          <w:color w:val="444444"/>
+        </w:rPr>
+        <w:t>session.getAttribute</w:t>
+      </w:r>
+      <w:proofErr w:type="spellEnd"/>
+      <w:r>
+        <w:rPr>
+          <w:rFonts w:ascii="Courier New" w:hAnsi="Courier New" w:cs="Courier New"/>
+          <w:color w:val="444444"/>
+        </w:rPr>
+        <w:t>(</w:t>
+      </w:r>
+      <w:r>
+        <w:rPr>
+          <w:rFonts w:ascii="Courier New" w:hAnsi="Courier New" w:cs="Courier New"/>
+          <w:color w:val="880000"/>
+        </w:rPr>
+        <w:t>"</w:t>
+      </w:r>
+      <w:proofErr w:type="spellStart"/>
+      <w:r>
+        <w:rPr>
+          <w:rFonts w:ascii="Courier New" w:hAnsi="Courier New" w:cs="Courier New"/>
+          <w:color w:val="880000"/>
+        </w:rPr>
+        <w:t>studentList</w:t>
+      </w:r>
+      <w:proofErr w:type="spellEnd"/>
+      <w:r>
+        <w:rPr>
+          <w:rFonts w:ascii="Courier New" w:hAnsi="Courier New" w:cs="Courier New"/>
+          <w:color w:val="880000"/>
+        </w:rPr>
+        <w:t>"</w:t>
       </w:r>
       <w:r>
         <w:rPr>
@@ -6713,7 +7909,23 @@
           <w:rFonts w:ascii="Courier New" w:hAnsi="Courier New" w:cs="Courier New"/>
           <w:color w:val="444444"/>
         </w:rPr>
-        <w:t xml:space="preserve"> i = </w:t>
+        <w:t xml:space="preserve"> </w:t>
+      </w:r>
+      <w:proofErr w:type="spellStart"/>
+      <w:r>
+        <w:rPr>
+          <w:rFonts w:ascii="Courier New" w:hAnsi="Courier New" w:cs="Courier New"/>
+          <w:color w:val="444444"/>
+        </w:rPr>
+        <w:t>i</w:t>
+      </w:r>
+      <w:proofErr w:type="spellEnd"/>
+      <w:r>
+        <w:rPr>
+          <w:rFonts w:ascii="Courier New" w:hAnsi="Courier New" w:cs="Courier New"/>
+          <w:color w:val="444444"/>
+        </w:rPr>
+        <w:t xml:space="preserve"> = </w:t>
       </w:r>
       <w:r>
         <w:rPr>
@@ -6727,7 +7939,55 @@
           <w:rFonts w:ascii="Courier New" w:hAnsi="Courier New" w:cs="Courier New"/>
           <w:color w:val="444444"/>
         </w:rPr>
-        <w:t xml:space="preserve"> ; i &lt; studentList.size(); i++) {</w:t>
+        <w:t xml:space="preserve"> ; </w:t>
+      </w:r>
+      <w:proofErr w:type="spellStart"/>
+      <w:r>
+        <w:rPr>
+          <w:rFonts w:ascii="Courier New" w:hAnsi="Courier New" w:cs="Courier New"/>
+          <w:color w:val="444444"/>
+        </w:rPr>
+        <w:t>i</w:t>
+      </w:r>
+      <w:proofErr w:type="spellEnd"/>
+      <w:r>
+        <w:rPr>
+          <w:rFonts w:ascii="Courier New" w:hAnsi="Courier New" w:cs="Courier New"/>
+          <w:color w:val="444444"/>
+        </w:rPr>
+        <w:t xml:space="preserve"> &lt; </w:t>
+      </w:r>
+      <w:proofErr w:type="spellStart"/>
+      <w:r>
+        <w:rPr>
+          <w:rFonts w:ascii="Courier New" w:hAnsi="Courier New" w:cs="Courier New"/>
+          <w:color w:val="444444"/>
+        </w:rPr>
+        <w:t>studentList.size</w:t>
+      </w:r>
+      <w:proofErr w:type="spellEnd"/>
+      <w:r>
+        <w:rPr>
+          <w:rFonts w:ascii="Courier New" w:hAnsi="Courier New" w:cs="Courier New"/>
+          <w:color w:val="444444"/>
+        </w:rPr>
+        <w:t xml:space="preserve">(); </w:t>
+      </w:r>
+      <w:proofErr w:type="spellStart"/>
+      <w:r>
+        <w:rPr>
+          <w:rFonts w:ascii="Courier New" w:hAnsi="Courier New" w:cs="Courier New"/>
+          <w:color w:val="444444"/>
+        </w:rPr>
+        <w:t>i</w:t>
+      </w:r>
+      <w:proofErr w:type="spellEnd"/>
+      <w:r>
+        <w:rPr>
+          <w:rFonts w:ascii="Courier New" w:hAnsi="Courier New" w:cs="Courier New"/>
+          <w:color w:val="444444"/>
+        </w:rPr>
+        <w:t>++) {</w:t>
       </w:r>
       <w:r>
         <w:rPr>
@@ -6804,7 +8064,55 @@
           <w:rFonts w:ascii="Courier New" w:hAnsi="Courier New" w:cs="Courier New"/>
           <w:color w:val="444444"/>
         </w:rPr>
-        <w:t xml:space="preserve"> studentList.get(i).getName() %&gt;&lt;/</w:t>
+        <w:t xml:space="preserve"> </w:t>
+      </w:r>
+      <w:proofErr w:type="spellStart"/>
+      <w:r>
+        <w:rPr>
+          <w:rFonts w:ascii="Courier New" w:hAnsi="Courier New" w:cs="Courier New"/>
+          <w:color w:val="444444"/>
+        </w:rPr>
+        <w:t>studentList.get</w:t>
+      </w:r>
+      <w:proofErr w:type="spellEnd"/>
+      <w:r>
+        <w:rPr>
+          <w:rFonts w:ascii="Courier New" w:hAnsi="Courier New" w:cs="Courier New"/>
+          <w:color w:val="444444"/>
+        </w:rPr>
+        <w:t>(</w:t>
+      </w:r>
+      <w:proofErr w:type="spellStart"/>
+      <w:r>
+        <w:rPr>
+          <w:rFonts w:ascii="Courier New" w:hAnsi="Courier New" w:cs="Courier New"/>
+          <w:color w:val="444444"/>
+        </w:rPr>
+        <w:t>i</w:t>
+      </w:r>
+      <w:proofErr w:type="spellEnd"/>
+      <w:r>
+        <w:rPr>
+          <w:rFonts w:ascii="Courier New" w:hAnsi="Courier New" w:cs="Courier New"/>
+          <w:color w:val="444444"/>
+        </w:rPr>
+        <w:t>).</w:t>
+      </w:r>
+      <w:proofErr w:type="spellStart"/>
+      <w:r>
+        <w:rPr>
+          <w:rFonts w:ascii="Courier New" w:hAnsi="Courier New" w:cs="Courier New"/>
+          <w:color w:val="444444"/>
+        </w:rPr>
+        <w:t>getName</w:t>
+      </w:r>
+      <w:proofErr w:type="spellEnd"/>
+      <w:r>
+        <w:rPr>
+          <w:rFonts w:ascii="Courier New" w:hAnsi="Courier New" w:cs="Courier New"/>
+          <w:color w:val="444444"/>
+        </w:rPr>
+        <w:t>() %&gt;&lt;/</w:t>
       </w:r>
       <w:r>
         <w:rPr>
@@ -6857,7 +8165,55 @@
           <w:rFonts w:ascii="Courier New" w:hAnsi="Courier New" w:cs="Courier New"/>
           <w:color w:val="444444"/>
         </w:rPr>
-        <w:t xml:space="preserve"> studentList.get(i).getMatricNum() %&gt;&lt;/</w:t>
+        <w:t xml:space="preserve"> </w:t>
+      </w:r>
+      <w:proofErr w:type="spellStart"/>
+      <w:r>
+        <w:rPr>
+          <w:rFonts w:ascii="Courier New" w:hAnsi="Courier New" w:cs="Courier New"/>
+          <w:color w:val="444444"/>
+        </w:rPr>
+        <w:t>studentList.get</w:t>
+      </w:r>
+      <w:proofErr w:type="spellEnd"/>
+      <w:r>
+        <w:rPr>
+          <w:rFonts w:ascii="Courier New" w:hAnsi="Courier New" w:cs="Courier New"/>
+          <w:color w:val="444444"/>
+        </w:rPr>
+        <w:t>(</w:t>
+      </w:r>
+      <w:proofErr w:type="spellStart"/>
+      <w:r>
+        <w:rPr>
+          <w:rFonts w:ascii="Courier New" w:hAnsi="Courier New" w:cs="Courier New"/>
+          <w:color w:val="444444"/>
+        </w:rPr>
+        <w:t>i</w:t>
+      </w:r>
+      <w:proofErr w:type="spellEnd"/>
+      <w:r>
+        <w:rPr>
+          <w:rFonts w:ascii="Courier New" w:hAnsi="Courier New" w:cs="Courier New"/>
+          <w:color w:val="444444"/>
+        </w:rPr>
+        <w:t>).</w:t>
+      </w:r>
+      <w:proofErr w:type="spellStart"/>
+      <w:r>
+        <w:rPr>
+          <w:rFonts w:ascii="Courier New" w:hAnsi="Courier New" w:cs="Courier New"/>
+          <w:color w:val="444444"/>
+        </w:rPr>
+        <w:t>getMatricNum</w:t>
+      </w:r>
+      <w:proofErr w:type="spellEnd"/>
+      <w:r>
+        <w:rPr>
+          <w:rFonts w:ascii="Courier New" w:hAnsi="Courier New" w:cs="Courier New"/>
+          <w:color w:val="444444"/>
+        </w:rPr>
+        <w:t>() %&gt;&lt;/</w:t>
       </w:r>
       <w:r>
         <w:rPr>
@@ -6910,7 +8266,55 @@
           <w:rFonts w:ascii="Courier New" w:hAnsi="Courier New" w:cs="Courier New"/>
           <w:color w:val="444444"/>
         </w:rPr>
-        <w:t xml:space="preserve"> studentList.get(i).getClub() %&gt;&lt;/</w:t>
+        <w:t xml:space="preserve"> </w:t>
+      </w:r>
+      <w:proofErr w:type="spellStart"/>
+      <w:r>
+        <w:rPr>
+          <w:rFonts w:ascii="Courier New" w:hAnsi="Courier New" w:cs="Courier New"/>
+          <w:color w:val="444444"/>
+        </w:rPr>
+        <w:t>studentList.get</w:t>
+      </w:r>
+      <w:proofErr w:type="spellEnd"/>
+      <w:r>
+        <w:rPr>
+          <w:rFonts w:ascii="Courier New" w:hAnsi="Courier New" w:cs="Courier New"/>
+          <w:color w:val="444444"/>
+        </w:rPr>
+        <w:t>(</w:t>
+      </w:r>
+      <w:proofErr w:type="spellStart"/>
+      <w:r>
+        <w:rPr>
+          <w:rFonts w:ascii="Courier New" w:hAnsi="Courier New" w:cs="Courier New"/>
+          <w:color w:val="444444"/>
+        </w:rPr>
+        <w:t>i</w:t>
+      </w:r>
+      <w:proofErr w:type="spellEnd"/>
+      <w:r>
+        <w:rPr>
+          <w:rFonts w:ascii="Courier New" w:hAnsi="Courier New" w:cs="Courier New"/>
+          <w:color w:val="444444"/>
+        </w:rPr>
+        <w:t>).</w:t>
+      </w:r>
+      <w:proofErr w:type="spellStart"/>
+      <w:r>
+        <w:rPr>
+          <w:rFonts w:ascii="Courier New" w:hAnsi="Courier New" w:cs="Courier New"/>
+          <w:color w:val="444444"/>
+        </w:rPr>
+        <w:t>getClub</w:t>
+      </w:r>
+      <w:proofErr w:type="spellEnd"/>
+      <w:r>
+        <w:rPr>
+          <w:rFonts w:ascii="Courier New" w:hAnsi="Courier New" w:cs="Courier New"/>
+          <w:color w:val="444444"/>
+        </w:rPr>
+        <w:t>() %&gt;&lt;/</w:t>
       </w:r>
       <w:r>
         <w:rPr>
@@ -7123,7 +8527,23 @@
           <w:rFonts w:ascii="Courier New" w:hAnsi="Courier New" w:cs="Courier New"/>
           <w:color w:val="444444"/>
         </w:rPr>
-        <w:t xml:space="preserve"> com.object;</w:t>
+        <w:t xml:space="preserve"> </w:t>
+      </w:r>
+      <w:proofErr w:type="spellStart"/>
+      <w:r>
+        <w:rPr>
+          <w:rFonts w:ascii="Courier New" w:hAnsi="Courier New" w:cs="Courier New"/>
+          <w:color w:val="444444"/>
+        </w:rPr>
+        <w:t>com.object</w:t>
+      </w:r>
+      <w:proofErr w:type="spellEnd"/>
+      <w:r>
+        <w:rPr>
+          <w:rFonts w:ascii="Courier New" w:hAnsi="Courier New" w:cs="Courier New"/>
+          <w:color w:val="444444"/>
+        </w:rPr>
+        <w:t>;</w:t>
       </w:r>
       <w:r>
         <w:rPr>
@@ -7228,7 +8648,23 @@
           <w:rFonts w:ascii="Courier New" w:hAnsi="Courier New" w:cs="Courier New"/>
           <w:color w:val="444444"/>
         </w:rPr>
-        <w:t xml:space="preserve"> matricNum;</w:t>
+        <w:t xml:space="preserve"> </w:t>
+      </w:r>
+      <w:proofErr w:type="spellStart"/>
+      <w:r>
+        <w:rPr>
+          <w:rFonts w:ascii="Courier New" w:hAnsi="Courier New" w:cs="Courier New"/>
+          <w:color w:val="444444"/>
+        </w:rPr>
+        <w:t>matricNum</w:t>
+      </w:r>
+      <w:proofErr w:type="spellEnd"/>
+      <w:r>
+        <w:rPr>
+          <w:rFonts w:ascii="Courier New" w:hAnsi="Courier New" w:cs="Courier New"/>
+          <w:color w:val="444444"/>
+        </w:rPr>
+        <w:t>;</w:t>
       </w:r>
       <w:r>
         <w:rPr>
@@ -7327,7 +8763,23 @@
           <w:rFonts w:ascii="Courier New" w:hAnsi="Courier New" w:cs="Courier New"/>
           <w:color w:val="444444"/>
         </w:rPr>
-        <w:t xml:space="preserve"> matricNum, </w:t>
+        <w:t xml:space="preserve"> </w:t>
+      </w:r>
+      <w:proofErr w:type="spellStart"/>
+      <w:r>
+        <w:rPr>
+          <w:rFonts w:ascii="Courier New" w:hAnsi="Courier New" w:cs="Courier New"/>
+          <w:color w:val="444444"/>
+        </w:rPr>
+        <w:t>matricNum</w:t>
+      </w:r>
+      <w:proofErr w:type="spellEnd"/>
+      <w:r>
+        <w:rPr>
+          <w:rFonts w:ascii="Courier New" w:hAnsi="Courier New" w:cs="Courier New"/>
+          <w:color w:val="444444"/>
+        </w:rPr>
+        <w:t xml:space="preserve">, </w:t>
       </w:r>
       <w:r>
         <w:rPr>
@@ -7375,6 +8827,7 @@
         <w:br/>
         <w:t xml:space="preserve">        </w:t>
       </w:r>
+      <w:proofErr w:type="spellStart"/>
       <w:r>
         <w:rPr>
           <w:rFonts w:ascii="Courier New" w:hAnsi="Courier New" w:cs="Courier New"/>
@@ -7388,7 +8841,31 @@
           <w:rFonts w:ascii="Courier New" w:hAnsi="Courier New" w:cs="Courier New"/>
           <w:color w:val="444444"/>
         </w:rPr>
-        <w:t>.matricNum = matricNum;</w:t>
+        <w:t>.matricNum</w:t>
+      </w:r>
+      <w:proofErr w:type="spellEnd"/>
+      <w:r>
+        <w:rPr>
+          <w:rFonts w:ascii="Courier New" w:hAnsi="Courier New" w:cs="Courier New"/>
+          <w:color w:val="444444"/>
+        </w:rPr>
+        <w:t xml:space="preserve"> = </w:t>
+      </w:r>
+      <w:proofErr w:type="spellStart"/>
+      <w:r>
+        <w:rPr>
+          <w:rFonts w:ascii="Courier New" w:hAnsi="Courier New" w:cs="Courier New"/>
+          <w:color w:val="444444"/>
+        </w:rPr>
+        <w:t>matricNum</w:t>
+      </w:r>
+      <w:proofErr w:type="spellEnd"/>
+      <w:r>
+        <w:rPr>
+          <w:rFonts w:ascii="Courier New" w:hAnsi="Courier New" w:cs="Courier New"/>
+          <w:color w:val="444444"/>
+        </w:rPr>
+        <w:t>;</w:t>
       </w:r>
       <w:r>
         <w:rPr>
@@ -7398,6 +8875,7 @@
         <w:br/>
         <w:t xml:space="preserve">        </w:t>
       </w:r>
+      <w:proofErr w:type="spellStart"/>
       <w:r>
         <w:rPr>
           <w:rFonts w:ascii="Courier New" w:hAnsi="Courier New" w:cs="Courier New"/>
@@ -7411,7 +8889,15 @@
           <w:rFonts w:ascii="Courier New" w:hAnsi="Courier New" w:cs="Courier New"/>
           <w:color w:val="444444"/>
         </w:rPr>
-        <w:t>.club = club;</w:t>
+        <w:t>.club</w:t>
+      </w:r>
+      <w:proofErr w:type="spellEnd"/>
+      <w:r>
+        <w:rPr>
+          <w:rFonts w:ascii="Courier New" w:hAnsi="Courier New" w:cs="Courier New"/>
+          <w:color w:val="444444"/>
+        </w:rPr>
+        <w:t xml:space="preserve"> = club;</w:t>
       </w:r>
       <w:r>
         <w:rPr>
@@ -7471,7 +8957,23 @@
           <w:rFonts w:ascii="Courier New" w:hAnsi="Courier New" w:cs="Courier New"/>
           <w:color w:val="444444"/>
         </w:rPr>
-        <w:t xml:space="preserve"> getName() {</w:t>
+        <w:t xml:space="preserve"> </w:t>
+      </w:r>
+      <w:proofErr w:type="spellStart"/>
+      <w:r>
+        <w:rPr>
+          <w:rFonts w:ascii="Courier New" w:hAnsi="Courier New" w:cs="Courier New"/>
+          <w:color w:val="444444"/>
+        </w:rPr>
+        <w:t>getName</w:t>
+      </w:r>
+      <w:proofErr w:type="spellEnd"/>
+      <w:r>
+        <w:rPr>
+          <w:rFonts w:ascii="Courier New" w:hAnsi="Courier New" w:cs="Courier New"/>
+          <w:color w:val="444444"/>
+        </w:rPr>
+        <w:t>() {</w:t>
       </w:r>
       <w:r>
         <w:rPr>
@@ -7547,7 +9049,23 @@
           <w:rFonts w:ascii="Courier New" w:hAnsi="Courier New" w:cs="Courier New"/>
           <w:color w:val="444444"/>
         </w:rPr>
-        <w:t xml:space="preserve"> setName(</w:t>
+        <w:t xml:space="preserve"> </w:t>
+      </w:r>
+      <w:proofErr w:type="spellStart"/>
+      <w:r>
+        <w:rPr>
+          <w:rFonts w:ascii="Courier New" w:hAnsi="Courier New" w:cs="Courier New"/>
+          <w:color w:val="444444"/>
+        </w:rPr>
+        <w:t>setName</w:t>
+      </w:r>
+      <w:proofErr w:type="spellEnd"/>
+      <w:r>
+        <w:rPr>
+          <w:rFonts w:ascii="Courier New" w:hAnsi="Courier New" w:cs="Courier New"/>
+          <w:color w:val="444444"/>
+        </w:rPr>
+        <w:t>(</w:t>
       </w:r>
       <w:r>
         <w:rPr>
@@ -7638,7 +9156,23 @@
           <w:rFonts w:ascii="Courier New" w:hAnsi="Courier New" w:cs="Courier New"/>
           <w:color w:val="444444"/>
         </w:rPr>
-        <w:t xml:space="preserve"> getMatricNum() {</w:t>
+        <w:t xml:space="preserve"> </w:t>
+      </w:r>
+      <w:proofErr w:type="spellStart"/>
+      <w:r>
+        <w:rPr>
+          <w:rFonts w:ascii="Courier New" w:hAnsi="Courier New" w:cs="Courier New"/>
+          <w:color w:val="444444"/>
+        </w:rPr>
+        <w:t>getMatricNum</w:t>
+      </w:r>
+      <w:proofErr w:type="spellEnd"/>
+      <w:r>
+        <w:rPr>
+          <w:rFonts w:ascii="Courier New" w:hAnsi="Courier New" w:cs="Courier New"/>
+          <w:color w:val="444444"/>
+        </w:rPr>
+        <w:t>() {</w:t>
       </w:r>
       <w:r>
         <w:rPr>
@@ -7661,7 +9195,23 @@
           <w:rFonts w:ascii="Courier New" w:hAnsi="Courier New" w:cs="Courier New"/>
           <w:color w:val="444444"/>
         </w:rPr>
-        <w:t xml:space="preserve"> matricNum;</w:t>
+        <w:t xml:space="preserve"> </w:t>
+      </w:r>
+      <w:proofErr w:type="spellStart"/>
+      <w:r>
+        <w:rPr>
+          <w:rFonts w:ascii="Courier New" w:hAnsi="Courier New" w:cs="Courier New"/>
+          <w:color w:val="444444"/>
+        </w:rPr>
+        <w:t>matricNum</w:t>
+      </w:r>
+      <w:proofErr w:type="spellEnd"/>
+      <w:r>
+        <w:rPr>
+          <w:rFonts w:ascii="Courier New" w:hAnsi="Courier New" w:cs="Courier New"/>
+          <w:color w:val="444444"/>
+        </w:rPr>
+        <w:t>;</w:t>
       </w:r>
       <w:r>
         <w:rPr>
@@ -7714,7 +9264,23 @@
           <w:rFonts w:ascii="Courier New" w:hAnsi="Courier New" w:cs="Courier New"/>
           <w:color w:val="444444"/>
         </w:rPr>
-        <w:t xml:space="preserve"> setMatricNum(</w:t>
+        <w:t xml:space="preserve"> </w:t>
+      </w:r>
+      <w:proofErr w:type="spellStart"/>
+      <w:r>
+        <w:rPr>
+          <w:rFonts w:ascii="Courier New" w:hAnsi="Courier New" w:cs="Courier New"/>
+          <w:color w:val="444444"/>
+        </w:rPr>
+        <w:t>setMatricNum</w:t>
+      </w:r>
+      <w:proofErr w:type="spellEnd"/>
+      <w:r>
+        <w:rPr>
+          <w:rFonts w:ascii="Courier New" w:hAnsi="Courier New" w:cs="Courier New"/>
+          <w:color w:val="444444"/>
+        </w:rPr>
+        <w:t>(</w:t>
       </w:r>
       <w:r>
         <w:rPr>
@@ -7729,7 +9295,23 @@
           <w:rFonts w:ascii="Courier New" w:hAnsi="Courier New" w:cs="Courier New"/>
           <w:color w:val="444444"/>
         </w:rPr>
-        <w:t xml:space="preserve"> matricNum) {</w:t>
+        <w:t xml:space="preserve"> </w:t>
+      </w:r>
+      <w:proofErr w:type="spellStart"/>
+      <w:r>
+        <w:rPr>
+          <w:rFonts w:ascii="Courier New" w:hAnsi="Courier New" w:cs="Courier New"/>
+          <w:color w:val="444444"/>
+        </w:rPr>
+        <w:t>matricNum</w:t>
+      </w:r>
+      <w:proofErr w:type="spellEnd"/>
+      <w:r>
+        <w:rPr>
+          <w:rFonts w:ascii="Courier New" w:hAnsi="Courier New" w:cs="Courier New"/>
+          <w:color w:val="444444"/>
+        </w:rPr>
+        <w:t>) {</w:t>
       </w:r>
       <w:r>
         <w:rPr>
@@ -7739,6 +9321,7 @@
         <w:br/>
         <w:t xml:space="preserve">        </w:t>
       </w:r>
+      <w:proofErr w:type="spellStart"/>
       <w:r>
         <w:rPr>
           <w:rFonts w:ascii="Courier New" w:hAnsi="Courier New" w:cs="Courier New"/>
@@ -7752,7 +9335,31 @@
           <w:rFonts w:ascii="Courier New" w:hAnsi="Courier New" w:cs="Courier New"/>
           <w:color w:val="444444"/>
         </w:rPr>
-        <w:t>.matricNum = matricNum;</w:t>
+        <w:t>.matricNum</w:t>
+      </w:r>
+      <w:proofErr w:type="spellEnd"/>
+      <w:r>
+        <w:rPr>
+          <w:rFonts w:ascii="Courier New" w:hAnsi="Courier New" w:cs="Courier New"/>
+          <w:color w:val="444444"/>
+        </w:rPr>
+        <w:t xml:space="preserve"> = </w:t>
+      </w:r>
+      <w:proofErr w:type="spellStart"/>
+      <w:r>
+        <w:rPr>
+          <w:rFonts w:ascii="Courier New" w:hAnsi="Courier New" w:cs="Courier New"/>
+          <w:color w:val="444444"/>
+        </w:rPr>
+        <w:t>matricNum</w:t>
+      </w:r>
+      <w:proofErr w:type="spellEnd"/>
+      <w:r>
+        <w:rPr>
+          <w:rFonts w:ascii="Courier New" w:hAnsi="Courier New" w:cs="Courier New"/>
+          <w:color w:val="444444"/>
+        </w:rPr>
+        <w:t>;</w:t>
       </w:r>
       <w:r>
         <w:rPr>
@@ -7805,7 +9412,23 @@
           <w:rFonts w:ascii="Courier New" w:hAnsi="Courier New" w:cs="Courier New"/>
           <w:color w:val="444444"/>
         </w:rPr>
-        <w:t xml:space="preserve"> getClub() {</w:t>
+        <w:t xml:space="preserve"> </w:t>
+      </w:r>
+      <w:proofErr w:type="spellStart"/>
+      <w:r>
+        <w:rPr>
+          <w:rFonts w:ascii="Courier New" w:hAnsi="Courier New" w:cs="Courier New"/>
+          <w:color w:val="444444"/>
+        </w:rPr>
+        <w:t>getClub</w:t>
+      </w:r>
+      <w:proofErr w:type="spellEnd"/>
+      <w:r>
+        <w:rPr>
+          <w:rFonts w:ascii="Courier New" w:hAnsi="Courier New" w:cs="Courier New"/>
+          <w:color w:val="444444"/>
+        </w:rPr>
+        <w:t>() {</w:t>
       </w:r>
       <w:r>
         <w:rPr>
@@ -7881,7 +9504,23 @@
           <w:rFonts w:ascii="Courier New" w:hAnsi="Courier New" w:cs="Courier New"/>
           <w:color w:val="444444"/>
         </w:rPr>
-        <w:t xml:space="preserve"> setClub(</w:t>
+        <w:t xml:space="preserve"> </w:t>
+      </w:r>
+      <w:proofErr w:type="spellStart"/>
+      <w:r>
+        <w:rPr>
+          <w:rFonts w:ascii="Courier New" w:hAnsi="Courier New" w:cs="Courier New"/>
+          <w:color w:val="444444"/>
+        </w:rPr>
+        <w:t>setClub</w:t>
+      </w:r>
+      <w:proofErr w:type="spellEnd"/>
+      <w:r>
+        <w:rPr>
+          <w:rFonts w:ascii="Courier New" w:hAnsi="Courier New" w:cs="Courier New"/>
+          <w:color w:val="444444"/>
+        </w:rPr>
+        <w:t>(</w:t>
       </w:r>
       <w:r>
         <w:rPr>
@@ -7906,6 +9545,7 @@
         <w:br/>
         <w:t xml:space="preserve">        </w:t>
       </w:r>
+      <w:proofErr w:type="spellStart"/>
       <w:r>
         <w:rPr>
           <w:rFonts w:ascii="Courier New" w:hAnsi="Courier New" w:cs="Courier New"/>
@@ -7919,7 +9559,15 @@
           <w:rFonts w:ascii="Courier New" w:hAnsi="Courier New" w:cs="Courier New"/>
           <w:color w:val="444444"/>
         </w:rPr>
-        <w:t>.club = club;</w:t>
+        <w:t>.club</w:t>
+      </w:r>
+      <w:proofErr w:type="spellEnd"/>
+      <w:r>
+        <w:rPr>
+          <w:rFonts w:ascii="Courier New" w:hAnsi="Courier New" w:cs="Courier New"/>
+          <w:color w:val="444444"/>
+        </w:rPr>
+        <w:t xml:space="preserve"> = club;</w:t>
       </w:r>
       <w:r>
         <w:rPr>
@@ -7981,11 +9629,12 @@
           <w:rFonts w:eastAsiaTheme="minorEastAsia"/>
           <w:lang w:eastAsia="zh-CN"/>
         </w:rPr>
+        <w:lastRenderedPageBreak/>
         <w:drawing>
-          <wp:inline distT="0" distB="0" distL="0" distR="0" wp14:anchorId="4DC32AE3" wp14:editId="120CC420">
-            <wp:extent cx="5731510" cy="1435735"/>
-            <wp:effectExtent l="0" t="0" r="2540" b="0"/>
-            <wp:docPr id="743915937" name="Picture 1"/>
+          <wp:inline distT="0" distB="0" distL="0" distR="0" wp14:anchorId="75ADFCBA" wp14:editId="1E56349C">
+            <wp:extent cx="5731510" cy="3916680"/>
+            <wp:effectExtent l="0" t="0" r="2540" b="7620"/>
+            <wp:docPr id="1190850740" name="Picture 1"/>
             <wp:cNvGraphicFramePr>
               <a:graphicFrameLocks xmlns:a="http://schemas.openxmlformats.org/drawingml/2006/main" noChangeAspect="1"/>
             </wp:cNvGraphicFramePr>
@@ -7993,7 +9642,7 @@
               <a:graphicData uri="http://schemas.openxmlformats.org/drawingml/2006/picture">
                 <pic:pic xmlns:pic="http://schemas.openxmlformats.org/drawingml/2006/picture">
                   <pic:nvPicPr>
-                    <pic:cNvPr id="743915937" name=""/>
+                    <pic:cNvPr id="1190850740" name=""/>
                     <pic:cNvPicPr/>
                   </pic:nvPicPr>
                   <pic:blipFill>
@@ -8005,7 +9654,7 @@
                   <pic:spPr>
                     <a:xfrm>
                       <a:off x="0" y="0"/>
-                      <a:ext cx="5731510" cy="1435735"/>
+                      <a:ext cx="5731510" cy="3916680"/>
                     </a:xfrm>
                     <a:prstGeom prst="rect">
                       <a:avLst/>
@@ -8025,17 +9674,24 @@
           <w:lang w:eastAsia="zh-CN"/>
         </w:rPr>
       </w:pPr>
+    </w:p>
+    <w:p>
+      <w:pPr>
+        <w:rPr>
+          <w:rFonts w:eastAsiaTheme="minorEastAsia" w:hint="eastAsia"/>
+          <w:lang w:eastAsia="zh-CN"/>
+        </w:rPr>
+      </w:pPr>
       <w:r>
         <w:rPr>
           <w:rFonts w:eastAsiaTheme="minorEastAsia"/>
           <w:lang w:eastAsia="zh-CN"/>
         </w:rPr>
-        <w:lastRenderedPageBreak/>
         <w:drawing>
-          <wp:inline distT="0" distB="0" distL="0" distR="0" wp14:anchorId="0D8AD77B" wp14:editId="22792F13">
-            <wp:extent cx="5696745" cy="2105319"/>
-            <wp:effectExtent l="0" t="0" r="0" b="9525"/>
-            <wp:docPr id="847385302" name="Picture 1"/>
+          <wp:inline distT="0" distB="0" distL="0" distR="0" wp14:anchorId="6B2FE384" wp14:editId="7DDD91C8">
+            <wp:extent cx="5731510" cy="2884170"/>
+            <wp:effectExtent l="0" t="0" r="2540" b="0"/>
+            <wp:docPr id="368362133" name="Picture 1"/>
             <wp:cNvGraphicFramePr>
               <a:graphicFrameLocks xmlns:a="http://schemas.openxmlformats.org/drawingml/2006/main" noChangeAspect="1"/>
             </wp:cNvGraphicFramePr>
@@ -8043,7 +9699,7 @@
               <a:graphicData uri="http://schemas.openxmlformats.org/drawingml/2006/picture">
                 <pic:pic xmlns:pic="http://schemas.openxmlformats.org/drawingml/2006/picture">
                   <pic:nvPicPr>
-                    <pic:cNvPr id="847385302" name=""/>
+                    <pic:cNvPr id="368362133" name=""/>
                     <pic:cNvPicPr/>
                   </pic:nvPicPr>
                   <pic:blipFill>
@@ -8055,7 +9711,7 @@
                   <pic:spPr>
                     <a:xfrm>
                       <a:off x="0" y="0"/>
-                      <a:ext cx="5696745" cy="2105319"/>
+                      <a:ext cx="5731510" cy="2884170"/>
                     </a:xfrm>
                     <a:prstGeom prst="rect">
                       <a:avLst/>
@@ -8067,24 +9723,17 @@
           </wp:inline>
         </w:drawing>
       </w:r>
-    </w:p>
-    <w:p>
-      <w:pPr>
+      <w:r>
         <w:rPr>
           <w:rFonts w:eastAsiaTheme="minorEastAsia"/>
           <w:lang w:eastAsia="zh-CN"/>
         </w:rPr>
-      </w:pPr>
-      <w:r>
-        <w:rPr>
-          <w:rFonts w:eastAsiaTheme="minorEastAsia"/>
-          <w:lang w:eastAsia="zh-CN"/>
-        </w:rPr>
+        <w:lastRenderedPageBreak/>
         <w:drawing>
-          <wp:inline distT="0" distB="0" distL="0" distR="0" wp14:anchorId="6B0DEE7F" wp14:editId="10836DA2">
-            <wp:extent cx="3467584" cy="1428949"/>
-            <wp:effectExtent l="0" t="0" r="0" b="0"/>
-            <wp:docPr id="1211233681" name="Picture 1"/>
+          <wp:inline distT="0" distB="0" distL="0" distR="0" wp14:anchorId="2462292D" wp14:editId="01A0D672">
+            <wp:extent cx="5731510" cy="1900555"/>
+            <wp:effectExtent l="0" t="0" r="2540" b="4445"/>
+            <wp:docPr id="571459221" name="Picture 1"/>
             <wp:cNvGraphicFramePr>
               <a:graphicFrameLocks xmlns:a="http://schemas.openxmlformats.org/drawingml/2006/main" noChangeAspect="1"/>
             </wp:cNvGraphicFramePr>
@@ -8092,7 +9741,7 @@
               <a:graphicData uri="http://schemas.openxmlformats.org/drawingml/2006/picture">
                 <pic:pic xmlns:pic="http://schemas.openxmlformats.org/drawingml/2006/picture">
                   <pic:nvPicPr>
-                    <pic:cNvPr id="1211233681" name=""/>
+                    <pic:cNvPr id="571459221" name=""/>
                     <pic:cNvPicPr/>
                   </pic:nvPicPr>
                   <pic:blipFill>
@@ -8104,7 +9753,7 @@
                   <pic:spPr>
                     <a:xfrm>
                       <a:off x="0" y="0"/>
-                      <a:ext cx="3467584" cy="1428949"/>
+                      <a:ext cx="5731510" cy="1900555"/>
                     </a:xfrm>
                     <a:prstGeom prst="rect">
                       <a:avLst/>
@@ -8124,16 +9773,33 @@
           <w:lang w:eastAsia="zh-CN"/>
         </w:rPr>
       </w:pPr>
-      <w:r>
+    </w:p>
+    <w:p>
+      <w:pPr>
         <w:rPr>
           <w:rFonts w:eastAsiaTheme="minorEastAsia"/>
           <w:lang w:eastAsia="zh-CN"/>
         </w:rPr>
+      </w:pPr>
+    </w:p>
+    <w:p>
+      <w:pPr>
+        <w:jc w:val="center"/>
+        <w:rPr>
+          <w:rFonts w:eastAsiaTheme="minorEastAsia" w:hint="eastAsia"/>
+          <w:lang w:eastAsia="zh-CN"/>
+        </w:rPr>
+      </w:pPr>
+      <w:r>
+        <w:rPr>
+          <w:rFonts w:eastAsiaTheme="minorEastAsia"/>
+          <w:lang w:eastAsia="zh-CN"/>
+        </w:rPr>
         <w:drawing>
-          <wp:inline distT="0" distB="0" distL="0" distR="0" wp14:anchorId="24E914CC" wp14:editId="1CCFAD2E">
-            <wp:extent cx="5496692" cy="2095792"/>
-            <wp:effectExtent l="0" t="0" r="8890" b="0"/>
-            <wp:docPr id="1871383070" name="Picture 1"/>
+          <wp:inline distT="0" distB="0" distL="0" distR="0" wp14:anchorId="6F123107" wp14:editId="2E50BB5F">
+            <wp:extent cx="3766457" cy="3295650"/>
+            <wp:effectExtent l="0" t="0" r="5715" b="0"/>
+            <wp:docPr id="1036602701" name="Picture 1"/>
             <wp:cNvGraphicFramePr>
               <a:graphicFrameLocks xmlns:a="http://schemas.openxmlformats.org/drawingml/2006/main" noChangeAspect="1"/>
             </wp:cNvGraphicFramePr>
@@ -8141,7 +9807,7 @@
               <a:graphicData uri="http://schemas.openxmlformats.org/drawingml/2006/picture">
                 <pic:pic xmlns:pic="http://schemas.openxmlformats.org/drawingml/2006/picture">
                   <pic:nvPicPr>
-                    <pic:cNvPr id="1871383070" name=""/>
+                    <pic:cNvPr id="1036602701" name=""/>
                     <pic:cNvPicPr/>
                   </pic:nvPicPr>
                   <pic:blipFill>
@@ -8153,155 +9819,7 @@
                   <pic:spPr>
                     <a:xfrm>
                       <a:off x="0" y="0"/>
-                      <a:ext cx="5496692" cy="2095792"/>
-                    </a:xfrm>
-                    <a:prstGeom prst="rect">
-                      <a:avLst/>
-                    </a:prstGeom>
-                  </pic:spPr>
-                </pic:pic>
-              </a:graphicData>
-            </a:graphic>
-          </wp:inline>
-        </w:drawing>
-      </w:r>
-      <w:r>
-        <w:rPr>
-          <w:rFonts w:eastAsiaTheme="minorEastAsia"/>
-          <w:lang w:eastAsia="zh-CN"/>
-        </w:rPr>
-        <w:drawing>
-          <wp:inline distT="0" distB="0" distL="0" distR="0" wp14:anchorId="36BE439E" wp14:editId="3C34D21A">
-            <wp:extent cx="3296110" cy="1667108"/>
-            <wp:effectExtent l="0" t="0" r="0" b="9525"/>
-            <wp:docPr id="1743891687" name="Picture 1"/>
-            <wp:cNvGraphicFramePr>
-              <a:graphicFrameLocks xmlns:a="http://schemas.openxmlformats.org/drawingml/2006/main" noChangeAspect="1"/>
-            </wp:cNvGraphicFramePr>
-            <a:graphic xmlns:a="http://schemas.openxmlformats.org/drawingml/2006/main">
-              <a:graphicData uri="http://schemas.openxmlformats.org/drawingml/2006/picture">
-                <pic:pic xmlns:pic="http://schemas.openxmlformats.org/drawingml/2006/picture">
-                  <pic:nvPicPr>
-                    <pic:cNvPr id="1743891687" name=""/>
-                    <pic:cNvPicPr/>
-                  </pic:nvPicPr>
-                  <pic:blipFill>
-                    <a:blip r:embed="rId9"/>
-                    <a:stretch>
-                      <a:fillRect/>
-                    </a:stretch>
-                  </pic:blipFill>
-                  <pic:spPr>
-                    <a:xfrm>
-                      <a:off x="0" y="0"/>
-                      <a:ext cx="3296110" cy="1667108"/>
-                    </a:xfrm>
-                    <a:prstGeom prst="rect">
-                      <a:avLst/>
-                    </a:prstGeom>
-                  </pic:spPr>
-                </pic:pic>
-              </a:graphicData>
-            </a:graphic>
-          </wp:inline>
-        </w:drawing>
-      </w:r>
-    </w:p>
-    <w:p>
-      <w:pPr>
-        <w:rPr>
-          <w:rFonts w:eastAsiaTheme="minorEastAsia"/>
-          <w:lang w:eastAsia="zh-CN"/>
-        </w:rPr>
-      </w:pPr>
-    </w:p>
-    <w:p>
-      <w:pPr>
-        <w:rPr>
-          <w:rFonts w:eastAsiaTheme="minorEastAsia"/>
-          <w:lang w:eastAsia="zh-CN"/>
-        </w:rPr>
-      </w:pPr>
-      <w:r>
-        <w:rPr>
-          <w:rFonts w:eastAsiaTheme="minorEastAsia"/>
-          <w:lang w:eastAsia="zh-CN"/>
-        </w:rPr>
-        <w:lastRenderedPageBreak/>
-        <w:drawing>
-          <wp:inline distT="0" distB="0" distL="0" distR="0" wp14:anchorId="3823EB66" wp14:editId="550A8C62">
-            <wp:extent cx="4201111" cy="1733792"/>
-            <wp:effectExtent l="0" t="0" r="9525" b="0"/>
-            <wp:docPr id="436456083" name="Picture 1"/>
-            <wp:cNvGraphicFramePr>
-              <a:graphicFrameLocks xmlns:a="http://schemas.openxmlformats.org/drawingml/2006/main" noChangeAspect="1"/>
-            </wp:cNvGraphicFramePr>
-            <a:graphic xmlns:a="http://schemas.openxmlformats.org/drawingml/2006/main">
-              <a:graphicData uri="http://schemas.openxmlformats.org/drawingml/2006/picture">
-                <pic:pic xmlns:pic="http://schemas.openxmlformats.org/drawingml/2006/picture">
-                  <pic:nvPicPr>
-                    <pic:cNvPr id="436456083" name=""/>
-                    <pic:cNvPicPr/>
-                  </pic:nvPicPr>
-                  <pic:blipFill>
-                    <a:blip r:embed="rId10"/>
-                    <a:stretch>
-                      <a:fillRect/>
-                    </a:stretch>
-                  </pic:blipFill>
-                  <pic:spPr>
-                    <a:xfrm>
-                      <a:off x="0" y="0"/>
-                      <a:ext cx="4201111" cy="1733792"/>
-                    </a:xfrm>
-                    <a:prstGeom prst="rect">
-                      <a:avLst/>
-                    </a:prstGeom>
-                  </pic:spPr>
-                </pic:pic>
-              </a:graphicData>
-            </a:graphic>
-          </wp:inline>
-        </w:drawing>
-      </w:r>
-    </w:p>
-    <w:p>
-      <w:pPr>
-        <w:rPr>
-          <w:rFonts w:eastAsiaTheme="minorEastAsia" w:hint="eastAsia"/>
-          <w:lang w:eastAsia="zh-CN"/>
-        </w:rPr>
-      </w:pPr>
-      <w:r>
-        <w:rPr>
-          <w:rFonts w:eastAsiaTheme="minorEastAsia"/>
-          <w:lang w:eastAsia="zh-CN"/>
-        </w:rPr>
-        <w:drawing>
-          <wp:inline distT="0" distB="0" distL="0" distR="0" wp14:anchorId="41F0809C" wp14:editId="4282A5D5">
-            <wp:extent cx="3762900" cy="1667108"/>
-            <wp:effectExtent l="0" t="0" r="0" b="9525"/>
-            <wp:docPr id="258288796" name="Picture 1"/>
-            <wp:cNvGraphicFramePr>
-              <a:graphicFrameLocks xmlns:a="http://schemas.openxmlformats.org/drawingml/2006/main" noChangeAspect="1"/>
-            </wp:cNvGraphicFramePr>
-            <a:graphic xmlns:a="http://schemas.openxmlformats.org/drawingml/2006/main">
-              <a:graphicData uri="http://schemas.openxmlformats.org/drawingml/2006/picture">
-                <pic:pic xmlns:pic="http://schemas.openxmlformats.org/drawingml/2006/picture">
-                  <pic:nvPicPr>
-                    <pic:cNvPr id="258288796" name=""/>
-                    <pic:cNvPicPr/>
-                  </pic:nvPicPr>
-                  <pic:blipFill>
-                    <a:blip r:embed="rId11"/>
-                    <a:stretch>
-                      <a:fillRect/>
-                    </a:stretch>
-                  </pic:blipFill>
-                  <pic:spPr>
-                    <a:xfrm>
-                      <a:off x="0" y="0"/>
-                      <a:ext cx="3762900" cy="1667108"/>
+                      <a:ext cx="3769553" cy="3298359"/>
                     </a:xfrm>
                     <a:prstGeom prst="rect">
                       <a:avLst/>
